--- a/_implementation-notes/evening-series/FotH Evening Session 3-4 Combined Leader Notes DRAFT v1.docx
+++ b/_implementation-notes/evening-series/FotH Evening Session 3-4 Combined Leader Notes DRAFT v1.docx
@@ -13,7 +13,7 @@
           <w:color w:val="2C5F2D"/>
           <w:sz w:val="36"/>
         </w:rPr>
-        <w:t>Leader Notes — Session 3: Telling Your Story (I &amp; II in One Evening)</w:t>
+        <w:t>Leader Notes — Session 3–4 Combined: Telling Your Story (I &amp; II in One Evening)</w:t>
       </w:r>
     </w:p>
     <w:p>

--- a/_implementation-notes/evening-series/FotH Evening Session 3-4 Combined Leader Notes DRAFT v1.docx
+++ b/_implementation-notes/evening-series/FotH Evening Session 3-4 Combined Leader Notes DRAFT v1.docx
@@ -268,7 +268,7 @@
         <w:t>CUES:</w:t>
       </w:r>
       <w:r>
-        <w:t xml:space="preserve"> Telling order arranged beforehand. Any parent whose story carries news their teen has not been handed talked with the Lead Companion first — hold that plan.</w:t>
+        <w:t xml:space="preserve"> Telling order arranged beforehand — Companion-first stays available as a depth-setting lever when the circle needs it. Any parent whose story carries news their teen has not been handed talked with the Lead Companion first — hold that plan.</w:t>
       </w:r>
     </w:p>
     <w:p>

--- a/_implementation-notes/evening-series/FotH Evening Session 3-4 Combined Leader Notes DRAFT v1.docx
+++ b/_implementation-notes/evening-series/FotH Evening Session 3-4 Combined Leader Notes DRAFT v1.docx
@@ -4,7 +4,7 @@
   <w:body>
     <w:p>
       <w:pPr>
-        <w:spacing w:after="40"/>
+        <w:spacing w:before="0" w:after="40"/>
       </w:pPr>
       <w:r>
         <w:rPr>
@@ -18,22 +18,92 @@
     </w:p>
     <w:p>
       <w:pPr>
-        <w:spacing w:after="160"/>
+        <w:spacing w:before="0" w:after="80"/>
       </w:pPr>
       <w:r>
         <w:rPr>
-          <w:i/>
           <w:color w:val="595959"/>
           <w:sz w:val="18"/>
         </w:rPr>
-        <w:t>FotH Evening · the speaker notes, in hand — so the leading pair reads the room, not the screen. Same content as the deck notes; the slides carry the room, these notes carry you. Practice the session together beforehand.</w:t>
+        <w:t>FotH Evening · the speaker notes, in hand — so the leading pair reads the room, not the screen. The big number on each block is the number in the corner of the screen; the colour is whose block it is. Built from the deck's own notes, so the two always agree.</w:t>
+      </w:r>
+    </w:p>
+    <w:p>
+      <w:pPr>
+        <w:spacing w:before="0" w:after="200"/>
+      </w:pPr>
+      <w:r>
+        <w:rPr>
+          <w:b/>
+          <w:color w:val="1F4E79"/>
+          <w:sz w:val="18"/>
+          <w:shd w:val="clear" w:color="auto" w:fill="DEEAF6"/>
+        </w:rPr>
+        <w:t xml:space="preserve"> ▌ CONTAINER HOLDER </w:t>
+      </w:r>
+      <w:r>
+        <w:rPr>
+          <w:sz w:val="18"/>
+        </w:rPr>
+        <w:t xml:space="preserve">   </w:t>
+      </w:r>
+      <w:r>
+        <w:rPr>
+          <w:b/>
+          <w:color w:val="B45309"/>
+          <w:sz w:val="18"/>
+          <w:shd w:val="clear" w:color="auto" w:fill="FCE9D6"/>
+        </w:rPr>
+        <w:t xml:space="preserve"> ‖ CONTENT PRESENTER </w:t>
+      </w:r>
+      <w:r>
+        <w:rPr>
+          <w:sz w:val="18"/>
+        </w:rPr>
+        <w:t xml:space="preserve">   </w:t>
+      </w:r>
+      <w:r>
+        <w:rPr>
+          <w:b/>
+          <w:color w:val="6B3FA0"/>
+          <w:sz w:val="18"/>
+          <w:shd w:val="clear" w:color="auto" w:fill="ECE3F5"/>
+        </w:rPr>
+        <w:t xml:space="preserve"> ▐ BOTH LEADERS </w:t>
+      </w:r>
+      <w:r>
+        <w:rPr>
+          <w:sz w:val="18"/>
+        </w:rPr>
+        <w:t xml:space="preserve">   </w:t>
+      </w:r>
+      <w:r>
+        <w:rPr>
+          <w:i/>
+          <w:color w:val="7F7F7F"/>
+          <w:sz w:val="16"/>
+        </w:rPr>
+        <w:t>Bar styles differ too, so the roles still read in black and white.</w:t>
       </w:r>
     </w:p>
     <w:p>
       <w:pPr>
         <w:keepNext/>
-        <w:spacing w:before="160" w:after="20"/>
+        <w:pBdr>
+          <w:left w:val="dotted" w:sz="24" w:space="8" w:color="8C8C8C"/>
+        </w:pBdr>
+        <w:shd w:val="clear" w:color="auto" w:fill="F0F0F0"/>
+        <w:spacing w:before="160" w:after="40"/>
       </w:pPr>
+      <w:r>
+        <w:rPr>
+          <w:rFonts w:ascii="Cambria" w:hAnsi="Cambria"/>
+          <w:b/>
+          <w:color w:val="8C8C8C"/>
+          <w:sz w:val="24"/>
+        </w:rPr>
+        <w:t>Title</w:t>
+      </w:r>
       <w:r>
         <w:rPr>
           <w:rFonts w:ascii="Cambria" w:hAnsi="Cambria"/>
@@ -41,13 +111,32 @@
           <w:color w:val="2C5F2D"/>
           <w:sz w:val="24"/>
         </w:rPr>
-        <w:t>Slide 1 — Fellowship of the Heart</w:t>
+        <w:t xml:space="preserve">   Fellowship of the Heart</w:t>
+      </w:r>
+      <w:r>
+        <w:rPr>
+          <w:b/>
+          <w:color w:val="8C8C8C"/>
+          <w:sz w:val="17"/>
+        </w:rPr>
+        <w:t xml:space="preserve">    ON SCREEN</w:t>
+      </w:r>
+      <w:r>
+        <w:rPr>
+          <w:b w:val="0"/>
+          <w:color w:val="7F7F7F"/>
+          <w:sz w:val="16"/>
+        </w:rPr>
+        <w:t xml:space="preserve">   · slide 1 of 16</w:t>
       </w:r>
     </w:p>
     <w:p>
       <w:pPr>
         <w:keepNext/>
-        <w:spacing w:after="40"/>
+        <w:pBdr>
+          <w:left w:val="dotted" w:sz="24" w:space="8" w:color="8C8C8C"/>
+        </w:pBdr>
+        <w:spacing w:before="0" w:after="60"/>
       </w:pPr>
       <w:r>
         <w:rPr>
@@ -60,7 +149,10 @@
     </w:p>
     <w:p>
       <w:pPr>
-        <w:ind w:left="216"/>
+        <w:pBdr>
+          <w:left w:val="dotted" w:sz="24" w:space="8" w:color="8C8C8C"/>
+        </w:pBdr>
+        <w:spacing w:before="0" w:after="60"/>
       </w:pPr>
       <w:r>
         <w:t>On screen as the room assembles on night one. All Scripture ESV; the plans carry the scripts; these slides carry the room — and these notes carry you.</w:t>
@@ -69,8 +161,21 @@
     <w:p>
       <w:pPr>
         <w:keepNext/>
-        <w:spacing w:before="160" w:after="20"/>
+        <w:pBdr>
+          <w:left w:val="dotted" w:sz="24" w:space="8" w:color="8C8C8C"/>
+        </w:pBdr>
+        <w:shd w:val="clear" w:color="auto" w:fill="F0F0F0"/>
+        <w:spacing w:before="160" w:after="40"/>
       </w:pPr>
+      <w:r>
+        <w:rPr>
+          <w:rFonts w:ascii="Cambria" w:hAnsi="Cambria"/>
+          <w:b/>
+          <w:color w:val="8C8C8C"/>
+          <w:sz w:val="30"/>
+        </w:rPr>
+        <w:t>C2</w:t>
+      </w:r>
       <w:r>
         <w:rPr>
           <w:rFonts w:ascii="Cambria" w:hAnsi="Cambria"/>
@@ -78,13 +183,32 @@
           <w:color w:val="2C5F2D"/>
           <w:sz w:val="24"/>
         </w:rPr>
-        <w:t>Slide 2 — SESSION 3–4</w:t>
+        <w:t xml:space="preserve">   SESSION 3–4</w:t>
+      </w:r>
+      <w:r>
+        <w:rPr>
+          <w:b/>
+          <w:color w:val="8C8C8C"/>
+          <w:sz w:val="17"/>
+        </w:rPr>
+        <w:t xml:space="preserve">    ON SCREEN</w:t>
+      </w:r>
+      <w:r>
+        <w:rPr>
+          <w:b w:val="0"/>
+          <w:color w:val="7F7F7F"/>
+          <w:sz w:val="16"/>
+        </w:rPr>
+        <w:t xml:space="preserve">   · slide 2 of 16</w:t>
       </w:r>
     </w:p>
     <w:p>
       <w:pPr>
         <w:keepNext/>
-        <w:spacing w:after="40"/>
+        <w:pBdr>
+          <w:left w:val="dotted" w:sz="24" w:space="8" w:color="8C8C8C"/>
+        </w:pBdr>
+        <w:spacing w:before="0" w:after="60"/>
       </w:pPr>
       <w:r>
         <w:rPr>
@@ -97,7 +221,10 @@
     </w:p>
     <w:p>
       <w:pPr>
-        <w:ind w:left="216"/>
+        <w:pBdr>
+          <w:left w:val="dotted" w:sz="24" w:space="8" w:color="8C8C8C"/>
+        </w:pBdr>
+        <w:spacing w:before="0" w:after="60"/>
       </w:pPr>
       <w:r>
         <w:t>On screen through dinner and as the circle forms. Greet at the door — the slide holds the room.</w:t>
@@ -106,8 +233,21 @@
     <w:p>
       <w:pPr>
         <w:keepNext/>
-        <w:spacing w:before="160" w:after="20"/>
+        <w:pBdr>
+          <w:left w:val="single" w:sz="24" w:space="8" w:color="1F4E79"/>
+        </w:pBdr>
+        <w:shd w:val="clear" w:color="auto" w:fill="DEEAF6"/>
+        <w:spacing w:before="160" w:after="40"/>
       </w:pPr>
+      <w:r>
+        <w:rPr>
+          <w:rFonts w:ascii="Cambria" w:hAnsi="Cambria"/>
+          <w:b/>
+          <w:color w:val="1F4E79"/>
+          <w:sz w:val="30"/>
+        </w:rPr>
+        <w:t>C3</w:t>
+      </w:r>
       <w:r>
         <w:rPr>
           <w:rFonts w:ascii="Cambria" w:hAnsi="Cambria"/>
@@ -115,13 +255,32 @@
           <w:color w:val="2C5F2D"/>
           <w:sz w:val="24"/>
         </w:rPr>
-        <w:t>Slide 3 — Where We Are — the Four Connects</w:t>
+        <w:t xml:space="preserve">   Where We Are — the Four Connects</w:t>
+      </w:r>
+      <w:r>
+        <w:rPr>
+          <w:b/>
+          <w:color w:val="1F4E79"/>
+          <w:sz w:val="17"/>
+        </w:rPr>
+        <w:t xml:space="preserve">    CONTAINER HOLDER</w:t>
+      </w:r>
+      <w:r>
+        <w:rPr>
+          <w:b w:val="0"/>
+          <w:color w:val="7F7F7F"/>
+          <w:sz w:val="16"/>
+        </w:rPr>
+        <w:t xml:space="preserve">   · slide 3 of 16</w:t>
       </w:r>
     </w:p>
     <w:p>
       <w:pPr>
         <w:keepNext/>
-        <w:spacing w:after="40"/>
+        <w:pBdr>
+          <w:left w:val="single" w:sz="24" w:space="8" w:color="1F4E79"/>
+        </w:pBdr>
+        <w:spacing w:before="0" w:after="60"/>
       </w:pPr>
       <w:r>
         <w:rPr>
@@ -129,12 +288,31 @@
           <w:color w:val="6B8E3F"/>
           <w:sz w:val="18"/>
         </w:rPr>
-        <w:t>S3–4 COMBINED · WELCOME · LEAD: CONTAINER HOLDER · GROUNDING — every session opens on this map</w:t>
+        <w:t xml:space="preserve">S3–4 COMBINED · WELCOME · </w:t>
+      </w:r>
+      <w:r>
+        <w:rPr>
+          <w:b/>
+          <w:color w:val="1F4E79"/>
+          <w:sz w:val="18"/>
+        </w:rPr>
+        <w:t>LEAD: CONTAINER HOLDER</w:t>
+      </w:r>
+      <w:r>
+        <w:rPr>
+          <w:b/>
+          <w:color w:val="6B8E3F"/>
+          <w:sz w:val="18"/>
+        </w:rPr>
+        <w:t xml:space="preserve"> · GROUNDING — every session opens on this map</w:t>
       </w:r>
     </w:p>
     <w:p>
       <w:pPr>
-        <w:ind w:left="216"/>
+        <w:pBdr>
+          <w:left w:val="single" w:sz="24" w:space="8" w:color="1F4E79"/>
+        </w:pBdr>
+        <w:spacing w:before="0" w:after="20"/>
       </w:pPr>
       <w:r>
         <w:rPr>
@@ -146,7 +324,10 @@
     </w:p>
     <w:p>
       <w:pPr>
-        <w:ind w:left="216"/>
+        <w:pBdr>
+          <w:left w:val="single" w:sz="24" w:space="8" w:color="1F4E79"/>
+        </w:pBdr>
+        <w:spacing w:before="0" w:after="60"/>
       </w:pPr>
       <w:r>
         <w:t>1. Locate tonight on the map, plainly: Session 3–4 combined crosses from the first box toward the second — Self opening toward Others — and everyone tells tonight, teen-led.</w:t>
@@ -154,7 +335,10 @@
     </w:p>
     <w:p>
       <w:pPr>
-        <w:ind w:left="216"/>
+        <w:pBdr>
+          <w:left w:val="single" w:sz="24" w:space="8" w:color="1F4E79"/>
+        </w:pBdr>
+        <w:spacing w:before="0" w:after="60"/>
       </w:pPr>
       <w:r>
         <w:t>2. The four boxes are one journey — each connection makes the next one real — rooted in the two great commandments: love God, love neighbor (Matt 22:37–40).</w:t>
@@ -162,7 +346,10 @@
     </w:p>
     <w:p>
       <w:pPr>
-        <w:ind w:left="216"/>
+        <w:pBdr>
+          <w:left w:val="single" w:sz="24" w:space="8" w:color="1F4E79"/>
+        </w:pBdr>
+        <w:spacing w:before="0" w:after="60"/>
       </w:pPr>
       <w:r>
         <w:t>3. This is also the 'where we are on the map' minute the welcome owes any newcomer.</w:t>
@@ -170,24 +357,40 @@
     </w:p>
     <w:p>
       <w:pPr>
-        <w:ind w:left="216"/>
+        <w:pBdr>
+          <w:left w:val="single" w:sz="24" w:space="8" w:color="1F4E79"/>
+        </w:pBdr>
+        <w:spacing w:before="0" w:after="60"/>
       </w:pPr>
       <w:r>
         <w:rPr>
           <w:b/>
           <w:color w:val="595959"/>
         </w:rPr>
-        <w:t>CUES:</w:t>
+        <w:t xml:space="preserve">CUES: </w:t>
       </w:r>
       <w:r>
-        <w:t xml:space="preserve"> Two minutes at most; then tonight's road.</w:t>
+        <w:t>Two minutes at most; then tonight's road.</w:t>
       </w:r>
     </w:p>
     <w:p>
       <w:pPr>
         <w:keepNext/>
-        <w:spacing w:before="160" w:after="20"/>
+        <w:pBdr>
+          <w:left w:val="thickThinSmallGap" w:sz="24" w:space="8" w:color="6B3FA0"/>
+        </w:pBdr>
+        <w:shd w:val="clear" w:color="auto" w:fill="ECE3F5"/>
+        <w:spacing w:before="160" w:after="40"/>
       </w:pPr>
+      <w:r>
+        <w:rPr>
+          <w:rFonts w:ascii="Cambria" w:hAnsi="Cambria"/>
+          <w:b/>
+          <w:color w:val="6B3FA0"/>
+          <w:sz w:val="30"/>
+        </w:rPr>
+        <w:t>C4</w:t>
+      </w:r>
       <w:r>
         <w:rPr>
           <w:rFonts w:ascii="Cambria" w:hAnsi="Cambria"/>
@@ -195,13 +398,32 @@
           <w:color w:val="2C5F2D"/>
           <w:sz w:val="24"/>
         </w:rPr>
-        <w:t>Slide 4 — Session 3–4 — Tonight’s Road</w:t>
+        <w:t xml:space="preserve">   Session 3–4 — Tonight’s Road</w:t>
+      </w:r>
+      <w:r>
+        <w:rPr>
+          <w:b/>
+          <w:color w:val="6B3FA0"/>
+          <w:sz w:val="17"/>
+        </w:rPr>
+        <w:t xml:space="preserve">    BOTH LEADERS</w:t>
+      </w:r>
+      <w:r>
+        <w:rPr>
+          <w:b w:val="0"/>
+          <w:color w:val="7F7F7F"/>
+          <w:sz w:val="16"/>
+        </w:rPr>
+        <w:t xml:space="preserve">   · slide 4 of 16</w:t>
       </w:r>
     </w:p>
     <w:p>
       <w:pPr>
         <w:keepNext/>
-        <w:spacing w:after="40"/>
+        <w:pBdr>
+          <w:left w:val="thickThinSmallGap" w:sz="24" w:space="8" w:color="6B3FA0"/>
+        </w:pBdr>
+        <w:spacing w:before="0" w:after="60"/>
       </w:pPr>
       <w:r>
         <w:rPr>
@@ -209,12 +431,30 @@
           <w:color w:val="6B8E3F"/>
           <w:sz w:val="18"/>
         </w:rPr>
-        <w:t>S3–4 COMBINED · 7:00–8:30 · LEAD: BOTH LEADERS</w:t>
+        <w:t xml:space="preserve">S3–4 COMBINED · 7:00–8:30 · </w:t>
+      </w:r>
+      <w:r>
+        <w:rPr>
+          <w:b/>
+          <w:color w:val="6B3FA0"/>
+          <w:sz w:val="18"/>
+        </w:rPr>
+        <w:t>LEAD: BOTH LEADERS</w:t>
+      </w:r>
+      <w:r>
+        <w:rPr>
+          <w:b/>
+          <w:color w:val="6B8E3F"/>
+          <w:sz w:val="18"/>
+        </w:rPr>
       </w:r>
     </w:p>
     <w:p>
       <w:pPr>
-        <w:ind w:left="216"/>
+        <w:pBdr>
+          <w:left w:val="thickThinSmallGap" w:sz="24" w:space="8" w:color="6B3FA0"/>
+        </w:pBdr>
+        <w:spacing w:before="0" w:after="20"/>
       </w:pPr>
       <w:r>
         <w:rPr>
@@ -226,7 +466,10 @@
     </w:p>
     <w:p>
       <w:pPr>
-        <w:ind w:left="216"/>
+        <w:pBdr>
+          <w:left w:val="thickThinSmallGap" w:sz="24" w:space="8" w:color="6B3FA0"/>
+        </w:pBdr>
+        <w:spacing w:before="0" w:after="60"/>
       </w:pPr>
       <w:r>
         <w:t>1. STILL the highest-risk material of the series — Handbook Section 6 re-read within 48 hours before; crisis card in every Companion pocket; pastoral/clinical backup on call 6:30–11:00.</w:t>
@@ -234,7 +477,10 @@
     </w:p>
     <w:p>
       <w:pPr>
-        <w:ind w:left="216"/>
+        <w:pBdr>
+          <w:left w:val="thickThinSmallGap" w:sz="24" w:space="8" w:color="6B3FA0"/>
+        </w:pBdr>
+        <w:spacing w:before="0" w:after="60"/>
       </w:pPr>
       <w:r>
         <w:t>2. Shape: open, check-in, Psalm 139, the form reminded, one-circle telling (everyone, ~50 minutes), landing, Joint Footprints, feedback, close.</w:t>
@@ -242,7 +488,10 @@
     </w:p>
     <w:p>
       <w:pPr>
-        <w:ind w:left="216"/>
+        <w:pBdr>
+          <w:left w:val="thickThinSmallGap" w:sz="24" w:space="8" w:color="6B3FA0"/>
+        </w:pBdr>
+        <w:spacing w:before="0" w:after="60"/>
       </w:pPr>
       <w:r>
         <w:t>3. The current-condition form: this room knows each other; the teens lead throughout. The two-session form (parents' night, then the teens' night, with splits) is held in reserve for a larger room of newer people.</w:t>
@@ -250,7 +499,10 @@
     </w:p>
     <w:p>
       <w:pPr>
-        <w:ind w:left="216"/>
+        <w:pBdr>
+          <w:left w:val="thickThinSmallGap" w:sz="24" w:space="8" w:color="6B3FA0"/>
+        </w:pBdr>
+        <w:spacing w:before="0" w:after="60"/>
       </w:pPr>
       <w:r>
         <w:t>4. The clock is a guide — if a block runs long because something true is being said, let it; the compression lever is one-sentence blessings.</w:t>
@@ -258,24 +510,40 @@
     </w:p>
     <w:p>
       <w:pPr>
-        <w:ind w:left="216"/>
+        <w:pBdr>
+          <w:left w:val="thickThinSmallGap" w:sz="24" w:space="8" w:color="6B3FA0"/>
+        </w:pBdr>
+        <w:spacing w:before="0" w:after="60"/>
       </w:pPr>
       <w:r>
         <w:rPr>
           <w:b/>
           <w:color w:val="595959"/>
         </w:rPr>
-        <w:t>CUES:</w:t>
+        <w:t xml:space="preserve">CUES: </w:t>
       </w:r>
       <w:r>
-        <w:t xml:space="preserve"> Telling order arranged beforehand — Companion-first stays available as a depth-setting lever when the circle needs it. Any parent whose story carries news their teen has not been handed talked with the Lead Companion first — hold that plan.</w:t>
+        <w:t>Telling order arranged beforehand — Companion-first stays available as a depth-setting lever when the circle needs it. Any parent whose story carries news their teen has not been handed talked with the Lead Companion first — hold that plan.</w:t>
       </w:r>
     </w:p>
     <w:p>
       <w:pPr>
         <w:keepNext/>
-        <w:spacing w:before="160" w:after="20"/>
+        <w:pBdr>
+          <w:left w:val="single" w:sz="24" w:space="8" w:color="1F4E79"/>
+        </w:pBdr>
+        <w:shd w:val="clear" w:color="auto" w:fill="DEEAF6"/>
+        <w:spacing w:before="160" w:after="40"/>
       </w:pPr>
+      <w:r>
+        <w:rPr>
+          <w:rFonts w:ascii="Cambria" w:hAnsi="Cambria"/>
+          <w:b/>
+          <w:color w:val="1F4E79"/>
+          <w:sz w:val="30"/>
+        </w:rPr>
+        <w:t>C5</w:t>
+      </w:r>
       <w:r>
         <w:rPr>
           <w:rFonts w:ascii="Cambria" w:hAnsi="Cambria"/>
@@ -283,13 +551,32 @@
           <w:color w:val="2C5F2D"/>
           <w:sz w:val="24"/>
         </w:rPr>
-        <w:t>Slide 5 — Opening Container — the Eight Steps</w:t>
+        <w:t xml:space="preserve">   Opening Container — the Eight Steps</w:t>
+      </w:r>
+      <w:r>
+        <w:rPr>
+          <w:b/>
+          <w:color w:val="1F4E79"/>
+          <w:sz w:val="17"/>
+        </w:rPr>
+        <w:t xml:space="preserve">    CONTAINER HOLDER</w:t>
+      </w:r>
+      <w:r>
+        <w:rPr>
+          <w:b w:val="0"/>
+          <w:color w:val="7F7F7F"/>
+          <w:sz w:val="16"/>
+        </w:rPr>
+        <w:t xml:space="preserve">   · slide 5 of 16</w:t>
       </w:r>
     </w:p>
     <w:p>
       <w:pPr>
         <w:keepNext/>
-        <w:spacing w:after="40"/>
+        <w:pBdr>
+          <w:left w:val="single" w:sz="24" w:space="8" w:color="1F4E79"/>
+        </w:pBdr>
+        <w:spacing w:before="0" w:after="60"/>
       </w:pPr>
       <w:r>
         <w:rPr>
@@ -297,12 +584,30 @@
           <w:color w:val="6B8E3F"/>
           <w:sz w:val="18"/>
         </w:rPr>
-        <w:t>S3–4 COMBINED · 7:00–7:06 · LEAD: CONTAINER HOLDER</w:t>
+        <w:t xml:space="preserve">S3–4 COMBINED · 7:00–7:06 · </w:t>
+      </w:r>
+      <w:r>
+        <w:rPr>
+          <w:b/>
+          <w:color w:val="1F4E79"/>
+          <w:sz w:val="18"/>
+        </w:rPr>
+        <w:t>LEAD: CONTAINER HOLDER</w:t>
+      </w:r>
+      <w:r>
+        <w:rPr>
+          <w:b/>
+          <w:color w:val="6B8E3F"/>
+          <w:sz w:val="18"/>
+        </w:rPr>
       </w:r>
     </w:p>
     <w:p>
       <w:pPr>
-        <w:ind w:left="216"/>
+        <w:pBdr>
+          <w:left w:val="single" w:sz="24" w:space="8" w:color="1F4E79"/>
+        </w:pBdr>
+        <w:spacing w:before="0" w:after="20"/>
       </w:pPr>
       <w:r>
         <w:rPr>
@@ -314,7 +619,10 @@
     </w:p>
     <w:p>
       <w:pPr>
-        <w:ind w:left="216"/>
+        <w:pBdr>
+          <w:left w:val="single" w:sz="24" w:space="8" w:color="1F4E79"/>
+        </w:pBdr>
+        <w:spacing w:before="0" w:after="60"/>
       </w:pPr>
       <w:r>
         <w:t>1. A Companion-in-Formation opens the night: blessing, container, the frame — the pieces are required, their own words are fine.</w:t>
@@ -322,7 +630,10 @@
     </w:p>
     <w:p>
       <w:pPr>
-        <w:ind w:left="216"/>
+        <w:pBdr>
+          <w:left w:val="single" w:sz="24" w:space="8" w:color="1F4E79"/>
+        </w:pBdr>
+        <w:spacing w:before="0" w:after="60"/>
       </w:pPr>
       <w:r>
         <w:t>2. Frame plainly: tonight completes the round in one evening — parents and teens both tell.</w:t>
@@ -330,7 +641,10 @@
     </w:p>
     <w:p>
       <w:pPr>
-        <w:ind w:left="216"/>
+        <w:pBdr>
+          <w:left w:val="single" w:sz="24" w:space="8" w:color="1F4E79"/>
+        </w:pBdr>
+        <w:spacing w:before="0" w:after="60"/>
       </w:pPr>
       <w:r>
         <w:t>3. Container reminders: Safe, Present, Clear, Intentional; nothing is required; we listen and bless, we do not fix.</w:t>
@@ -338,39 +652,58 @@
     </w:p>
     <w:p>
       <w:pPr>
-        <w:ind w:left="216"/>
+        <w:pBdr>
+          <w:left w:val="single" w:sz="24" w:space="8" w:color="1F4E79"/>
+        </w:pBdr>
+        <w:spacing w:before="0" w:after="60"/>
       </w:pPr>
       <w:r>
         <w:rPr>
           <w:b/>
           <w:color w:val="595959"/>
         </w:rPr>
-        <w:t>CUES:</w:t>
+        <w:t xml:space="preserve">CUES: </w:t>
       </w:r>
       <w:r>
-        <w:t xml:space="preserve"> Spot anyone who arrived heavy — eye contact, smile, no singling out. They will know you saw them.</w:t>
+        <w:t>Spot anyone who arrived heavy — eye contact, smile, no singling out. They will know you saw them.</w:t>
       </w:r>
     </w:p>
     <w:p>
       <w:pPr>
-        <w:ind w:left="216"/>
+        <w:pBdr>
+          <w:left w:val="single" w:sz="24" w:space="8" w:color="1F4E79"/>
+        </w:pBdr>
+        <w:spacing w:before="0" w:after="60"/>
       </w:pPr>
       <w:r>
         <w:rPr>
           <w:b/>
           <w:color w:val="595959"/>
         </w:rPr>
-        <w:t>PAIR LEAD:</w:t>
+        <w:t xml:space="preserve">PAIR LEAD: </w:t>
       </w:r>
       <w:r>
-        <w:t xml:space="preserve"> name the leading pair in the welcome — two leaders hold tonight, and the room will see the evening handed back and forth between them; that is the design. The pair practices the session together beforehand.</w:t>
+        <w:t>name the leading pair in the welcome — two leaders hold tonight, and the room will see the evening handed back and forth between them; that is the design. The pair practices the session together beforehand.</w:t>
       </w:r>
     </w:p>
     <w:p>
       <w:pPr>
         <w:keepNext/>
-        <w:spacing w:before="160" w:after="20"/>
+        <w:pBdr>
+          <w:left w:val="single" w:sz="24" w:space="8" w:color="1F4E79"/>
+        </w:pBdr>
+        <w:shd w:val="clear" w:color="auto" w:fill="DEEAF6"/>
+        <w:spacing w:before="160" w:after="40"/>
       </w:pPr>
+      <w:r>
+        <w:rPr>
+          <w:rFonts w:ascii="Cambria" w:hAnsi="Cambria"/>
+          <w:b/>
+          <w:color w:val="1F4E79"/>
+          <w:sz w:val="30"/>
+        </w:rPr>
+        <w:t>C6</w:t>
+      </w:r>
       <w:r>
         <w:rPr>
           <w:rFonts w:ascii="Cambria" w:hAnsi="Cambria"/>
@@ -378,13 +711,32 @@
           <w:color w:val="2C5F2D"/>
           <w:sz w:val="24"/>
         </w:rPr>
-        <w:t>Slide 6 — Week 2 Check-In — Heart Soil</w:t>
+        <w:t xml:space="preserve">   Week 2 Check-In — Heart Soil</w:t>
+      </w:r>
+      <w:r>
+        <w:rPr>
+          <w:b/>
+          <w:color w:val="1F4E79"/>
+          <w:sz w:val="17"/>
+        </w:rPr>
+        <w:t xml:space="preserve">    CONTAINER HOLDER</w:t>
+      </w:r>
+      <w:r>
+        <w:rPr>
+          <w:b w:val="0"/>
+          <w:color w:val="7F7F7F"/>
+          <w:sz w:val="16"/>
+        </w:rPr>
+        <w:t xml:space="preserve">   · slide 6 of 16</w:t>
       </w:r>
     </w:p>
     <w:p>
       <w:pPr>
         <w:keepNext/>
-        <w:spacing w:after="40"/>
+        <w:pBdr>
+          <w:left w:val="single" w:sz="24" w:space="8" w:color="1F4E79"/>
+        </w:pBdr>
+        <w:spacing w:before="0" w:after="60"/>
       </w:pPr>
       <w:r>
         <w:rPr>
@@ -392,12 +744,30 @@
           <w:color w:val="6B8E3F"/>
           <w:sz w:val="18"/>
         </w:rPr>
-        <w:t>S3–4 COMBINED · 7:06–7:12 · LEAD: CONTAINER HOLDER</w:t>
+        <w:t xml:space="preserve">S3–4 COMBINED · 7:06–7:12 · </w:t>
+      </w:r>
+      <w:r>
+        <w:rPr>
+          <w:b/>
+          <w:color w:val="1F4E79"/>
+          <w:sz w:val="18"/>
+        </w:rPr>
+        <w:t>LEAD: CONTAINER HOLDER</w:t>
+      </w:r>
+      <w:r>
+        <w:rPr>
+          <w:b/>
+          <w:color w:val="6B8E3F"/>
+          <w:sz w:val="18"/>
+        </w:rPr>
       </w:r>
     </w:p>
     <w:p>
       <w:pPr>
-        <w:ind w:left="216"/>
+        <w:pBdr>
+          <w:left w:val="single" w:sz="24" w:space="8" w:color="1F4E79"/>
+        </w:pBdr>
+        <w:spacing w:before="0" w:after="20"/>
       </w:pPr>
       <w:r>
         <w:rPr>
@@ -409,7 +779,10 @@
     </w:p>
     <w:p>
       <w:pPr>
-        <w:ind w:left="216"/>
+        <w:pBdr>
+          <w:left w:val="single" w:sz="24" w:space="8" w:color="1F4E79"/>
+        </w:pBdr>
+        <w:spacing w:before="0" w:after="60"/>
       </w:pPr>
       <w:r>
         <w:t>1. Six minutes, one sentence each on what the homework practice surfaced since we last met; a parent starts.</w:t>
@@ -417,7 +790,10 @@
     </w:p>
     <w:p>
       <w:pPr>
-        <w:ind w:left="216"/>
+        <w:pBdr>
+          <w:left w:val="single" w:sz="24" w:space="8" w:color="1F4E79"/>
+        </w:pBdr>
+        <w:spacing w:before="0" w:after="60"/>
       </w:pPr>
       <w:r>
         <w:t>2. Call on no one; silence is fine — 'the work is happening, whether or not we name it tonight.'</w:t>
@@ -425,24 +801,40 @@
     </w:p>
     <w:p>
       <w:pPr>
-        <w:ind w:left="216"/>
+        <w:pBdr>
+          <w:left w:val="single" w:sz="24" w:space="8" w:color="1F4E79"/>
+        </w:pBdr>
+        <w:spacing w:before="0" w:after="60"/>
       </w:pPr>
       <w:r>
         <w:rPr>
           <w:b/>
           <w:color w:val="595959"/>
         </w:rPr>
-        <w:t>GUARD:</w:t>
+        <w:t xml:space="preserve">GUARD: </w:t>
       </w:r>
       <w:r>
-        <w:t xml:space="preserve"> Keep it light and brief — the evening's weight is in the telling circle.</w:t>
+        <w:t>Keep it light and brief — the evening's weight is in the telling circle.</w:t>
       </w:r>
     </w:p>
     <w:p>
       <w:pPr>
         <w:keepNext/>
-        <w:spacing w:before="160" w:after="20"/>
+        <w:pBdr>
+          <w:left w:val="double" w:sz="12" w:space="8" w:color="B45309"/>
+        </w:pBdr>
+        <w:shd w:val="clear" w:color="auto" w:fill="FCE9D6"/>
+        <w:spacing w:before="160" w:after="40"/>
       </w:pPr>
+      <w:r>
+        <w:rPr>
+          <w:rFonts w:ascii="Cambria" w:hAnsi="Cambria"/>
+          <w:b/>
+          <w:color w:val="B45309"/>
+          <w:sz w:val="30"/>
+        </w:rPr>
+        <w:t>C7</w:t>
+      </w:r>
       <w:r>
         <w:rPr>
           <w:rFonts w:ascii="Cambria" w:hAnsi="Cambria"/>
@@ -450,13 +842,32 @@
           <w:color w:val="2C5F2D"/>
           <w:sz w:val="24"/>
         </w:rPr>
-        <w:t>Slide 7 — Psalm 139 — Being Known</w:t>
+        <w:t xml:space="preserve">   Psalm 139 — Being Known</w:t>
+      </w:r>
+      <w:r>
+        <w:rPr>
+          <w:b/>
+          <w:color w:val="B45309"/>
+          <w:sz w:val="17"/>
+        </w:rPr>
+        <w:t xml:space="preserve">    CONTENT PRESENTER</w:t>
+      </w:r>
+      <w:r>
+        <w:rPr>
+          <w:b w:val="0"/>
+          <w:color w:val="7F7F7F"/>
+          <w:sz w:val="16"/>
+        </w:rPr>
+        <w:t xml:space="preserve">   · slide 7 of 16</w:t>
       </w:r>
     </w:p>
     <w:p>
       <w:pPr>
         <w:keepNext/>
-        <w:spacing w:after="40"/>
+        <w:pBdr>
+          <w:left w:val="double" w:sz="12" w:space="8" w:color="B45309"/>
+        </w:pBdr>
+        <w:spacing w:before="0" w:after="60"/>
       </w:pPr>
       <w:r>
         <w:rPr>
@@ -464,12 +875,30 @@
           <w:color w:val="6B8E3F"/>
           <w:sz w:val="18"/>
         </w:rPr>
-        <w:t>S3–4 COMBINED · 7:12–7:20 · LEAD: CONTENT PRESENTER</w:t>
+        <w:t xml:space="preserve">S3–4 COMBINED · 7:12–7:20 · </w:t>
+      </w:r>
+      <w:r>
+        <w:rPr>
+          <w:b/>
+          <w:color w:val="B45309"/>
+          <w:sz w:val="18"/>
+        </w:rPr>
+        <w:t>LEAD: CONTENT PRESENTER</w:t>
+      </w:r>
+      <w:r>
+        <w:rPr>
+          <w:b/>
+          <w:color w:val="6B8E3F"/>
+          <w:sz w:val="18"/>
+        </w:rPr>
       </w:r>
     </w:p>
     <w:p>
       <w:pPr>
-        <w:ind w:left="216"/>
+        <w:pBdr>
+          <w:left w:val="double" w:sz="12" w:space="8" w:color="B45309"/>
+        </w:pBdr>
+        <w:spacing w:before="0" w:after="20"/>
       </w:pPr>
       <w:r>
         <w:rPr>
@@ -481,7 +910,10 @@
     </w:p>
     <w:p>
       <w:pPr>
-        <w:ind w:left="216"/>
+        <w:pBdr>
+          <w:left w:val="double" w:sz="12" w:space="8" w:color="B45309"/>
+        </w:pBdr>
+        <w:spacing w:before="0" w:after="60"/>
       </w:pPr>
       <w:r>
         <w:t>1. Read Psalm 139:1–6, then 23–24, from the physical Bible. Slowly. Do not preach over the reading.</w:t>
@@ -489,7 +921,10 @@
     </w:p>
     <w:p>
       <w:pPr>
-        <w:ind w:left="216"/>
+        <w:pBdr>
+          <w:left w:val="double" w:sz="12" w:space="8" w:color="B45309"/>
+        </w:pBdr>
+        <w:spacing w:before="0" w:after="60"/>
       </w:pPr>
       <w:r>
         <w:t>2. The psalmist is completely known and not running — his response is wonder, and he invites more: 'Search me.'</w:t>
@@ -497,7 +932,10 @@
     </w:p>
     <w:p>
       <w:pPr>
-        <w:ind w:left="216"/>
+        <w:pBdr>
+          <w:left w:val="double" w:sz="12" w:space="8" w:color="B45309"/>
+        </w:pBdr>
+        <w:spacing w:before="0" w:after="60"/>
       </w:pPr>
       <w:r>
         <w:t>3. Land the one idea: the opposite of hidden is not exposed — it is seen and safe at the same time. That is what the circle is.</w:t>
@@ -505,7 +943,10 @@
     </w:p>
     <w:p>
       <w:pPr>
-        <w:ind w:left="216"/>
+        <w:pBdr>
+          <w:left w:val="double" w:sz="12" w:space="8" w:color="B45309"/>
+        </w:pBdr>
+        <w:spacing w:before="0" w:after="60"/>
       </w:pPr>
       <w:r>
         <w:t>4. Say the comparison word out loud: every story is its own; nobody's telling sets a bar for anyone else's.</w:t>
@@ -513,7 +954,10 @@
     </w:p>
     <w:p>
       <w:pPr>
-        <w:ind w:left="216"/>
+        <w:pBdr>
+          <w:left w:val="double" w:sz="12" w:space="8" w:color="B45309"/>
+        </w:pBdr>
+        <w:spacing w:before="0" w:after="60"/>
       </w:pPr>
       <w:r>
         <w:t>5. Tonight is the practice of it: everyone answers one question at the depth they choose; the circle blesses, never fixes.</w:t>
@@ -522,8 +966,21 @@
     <w:p>
       <w:pPr>
         <w:keepNext/>
-        <w:spacing w:before="160" w:after="20"/>
+        <w:pBdr>
+          <w:left w:val="double" w:sz="12" w:space="8" w:color="B45309"/>
+        </w:pBdr>
+        <w:shd w:val="clear" w:color="auto" w:fill="FCE9D6"/>
+        <w:spacing w:before="160" w:after="40"/>
       </w:pPr>
+      <w:r>
+        <w:rPr>
+          <w:rFonts w:ascii="Cambria" w:hAnsi="Cambria"/>
+          <w:b/>
+          <w:color w:val="B45309"/>
+          <w:sz w:val="30"/>
+        </w:rPr>
+        <w:t>C8</w:t>
+      </w:r>
       <w:r>
         <w:rPr>
           <w:rFonts w:ascii="Cambria" w:hAnsi="Cambria"/>
@@ -531,13 +988,32 @@
           <w:color w:val="2C5F2D"/>
           <w:sz w:val="24"/>
         </w:rPr>
-        <w:t>Slide 8 — The Form, Reminded</w:t>
+        <w:t xml:space="preserve">   The Form, Reminded</w:t>
+      </w:r>
+      <w:r>
+        <w:rPr>
+          <w:b/>
+          <w:color w:val="B45309"/>
+          <w:sz w:val="17"/>
+        </w:rPr>
+        <w:t xml:space="preserve">    CONTENT PRESENTER</w:t>
+      </w:r>
+      <w:r>
+        <w:rPr>
+          <w:b w:val="0"/>
+          <w:color w:val="7F7F7F"/>
+          <w:sz w:val="16"/>
+        </w:rPr>
+        <w:t xml:space="preserve">   · slide 8 of 16</w:t>
       </w:r>
     </w:p>
     <w:p>
       <w:pPr>
         <w:keepNext/>
-        <w:spacing w:after="40"/>
+        <w:pBdr>
+          <w:left w:val="double" w:sz="12" w:space="8" w:color="B45309"/>
+        </w:pBdr>
+        <w:spacing w:before="0" w:after="60"/>
       </w:pPr>
       <w:r>
         <w:rPr>
@@ -545,12 +1021,30 @@
           <w:color w:val="6B8E3F"/>
           <w:sz w:val="18"/>
         </w:rPr>
-        <w:t>S3–4 COMBINED · 7:20–7:23 · LEAD: CONTENT PRESENTER</w:t>
+        <w:t xml:space="preserve">S3–4 COMBINED · 7:20–7:23 · </w:t>
+      </w:r>
+      <w:r>
+        <w:rPr>
+          <w:b/>
+          <w:color w:val="B45309"/>
+          <w:sz w:val="18"/>
+        </w:rPr>
+        <w:t>LEAD: CONTENT PRESENTER</w:t>
+      </w:r>
+      <w:r>
+        <w:rPr>
+          <w:b/>
+          <w:color w:val="6B8E3F"/>
+          <w:sz w:val="18"/>
+        </w:rPr>
       </w:r>
     </w:p>
     <w:p>
       <w:pPr>
-        <w:ind w:left="216"/>
+        <w:pBdr>
+          <w:left w:val="double" w:sz="12" w:space="8" w:color="B45309"/>
+        </w:pBdr>
+        <w:spacing w:before="0" w:after="20"/>
       </w:pPr>
       <w:r>
         <w:rPr>
@@ -562,7 +1056,10 @@
     </w:p>
     <w:p>
       <w:pPr>
-        <w:ind w:left="216"/>
+        <w:pBdr>
+          <w:left w:val="double" w:sz="12" w:space="8" w:color="B45309"/>
+        </w:pBdr>
+        <w:spacing w:before="0" w:after="60"/>
       </w:pPr>
       <w:r>
         <w:t>1. Remind the form in one breath: one question — how you got here and what has shaped you; specific; neither hero nor victim; where you see God in it now.</w:t>
@@ -570,7 +1067,10 @@
     </w:p>
     <w:p>
       <w:pPr>
-        <w:ind w:left="216"/>
+        <w:pBdr>
+          <w:left w:val="double" w:sz="12" w:space="8" w:color="B45309"/>
+        </w:pBdr>
+        <w:spacing w:before="0" w:after="60"/>
       </w:pPr>
       <w:r>
         <w:t>2. This room has heard the demo — do not re-teach it. If anyone new is present, the Lead Companion models three minutes, practiced in advance.</w:t>
@@ -578,7 +1078,10 @@
     </w:p>
     <w:p>
       <w:pPr>
-        <w:ind w:left="216"/>
+        <w:pBdr>
+          <w:left w:val="double" w:sz="12" w:space="8" w:color="B45309"/>
+        </w:pBdr>
+        <w:spacing w:before="0" w:after="60"/>
       </w:pPr>
       <w:r>
         <w:t>3. Name the comparison guard from the start: every story is its own; nobody's telling sets a bar.</w:t>
@@ -586,24 +1089,40 @@
     </w:p>
     <w:p>
       <w:pPr>
-        <w:ind w:left="216"/>
+        <w:pBdr>
+          <w:left w:val="double" w:sz="12" w:space="8" w:color="B45309"/>
+        </w:pBdr>
+        <w:spacing w:before="0" w:after="60"/>
       </w:pPr>
       <w:r>
         <w:rPr>
           <w:b/>
           <w:color w:val="595959"/>
         </w:rPr>
-        <w:t>GUARD:</w:t>
+        <w:t xml:space="preserve">GUARD: </w:t>
       </w:r>
       <w:r>
-        <w:t xml:space="preserve"> Three minutes. The telling circle needs its full fifty.</w:t>
+        <w:t>Three minutes. The telling circle needs its full fifty.</w:t>
       </w:r>
     </w:p>
     <w:p>
       <w:pPr>
         <w:keepNext/>
-        <w:spacing w:before="160" w:after="20"/>
+        <w:pBdr>
+          <w:left w:val="double" w:sz="12" w:space="8" w:color="B45309"/>
+        </w:pBdr>
+        <w:shd w:val="clear" w:color="auto" w:fill="FCE9D6"/>
+        <w:spacing w:before="160" w:after="40"/>
       </w:pPr>
+      <w:r>
+        <w:rPr>
+          <w:rFonts w:ascii="Cambria" w:hAnsi="Cambria"/>
+          <w:b/>
+          <w:color w:val="B45309"/>
+          <w:sz w:val="30"/>
+        </w:rPr>
+        <w:t>C9</w:t>
+      </w:r>
       <w:r>
         <w:rPr>
           <w:rFonts w:ascii="Cambria" w:hAnsi="Cambria"/>
@@ -611,13 +1130,32 @@
           <w:color w:val="2C5F2D"/>
           <w:sz w:val="24"/>
         </w:rPr>
-        <w:t>Slide 9 — The Telling Circle — How It Works</w:t>
+        <w:t xml:space="preserve">   The Telling Circle — How It Works</w:t>
+      </w:r>
+      <w:r>
+        <w:rPr>
+          <w:b/>
+          <w:color w:val="B45309"/>
+          <w:sz w:val="17"/>
+        </w:rPr>
+        <w:t xml:space="preserve">    CONTENT PRESENTER</w:t>
+      </w:r>
+      <w:r>
+        <w:rPr>
+          <w:b w:val="0"/>
+          <w:color w:val="7F7F7F"/>
+          <w:sz w:val="16"/>
+        </w:rPr>
+        <w:t xml:space="preserve">   · slide 9 of 16</w:t>
       </w:r>
     </w:p>
     <w:p>
       <w:pPr>
         <w:keepNext/>
-        <w:spacing w:after="40"/>
+        <w:pBdr>
+          <w:left w:val="double" w:sz="12" w:space="8" w:color="B45309"/>
+        </w:pBdr>
+        <w:spacing w:before="0" w:after="60"/>
       </w:pPr>
       <w:r>
         <w:rPr>
@@ -625,12 +1163,31 @@
           <w:color w:val="6B8E3F"/>
           <w:sz w:val="18"/>
         </w:rPr>
-        <w:t>S3–4 COMBINED · 7:23–7:25 · LEAD: CONTENT PRESENTER · TRANSITION</w:t>
+        <w:t xml:space="preserve">S3–4 COMBINED · 7:23–7:25 · </w:t>
+      </w:r>
+      <w:r>
+        <w:rPr>
+          <w:b/>
+          <w:color w:val="B45309"/>
+          <w:sz w:val="18"/>
+        </w:rPr>
+        <w:t>LEAD: CONTENT PRESENTER</w:t>
+      </w:r>
+      <w:r>
+        <w:rPr>
+          <w:b/>
+          <w:color w:val="6B8E3F"/>
+          <w:sz w:val="18"/>
+        </w:rPr>
+        <w:t xml:space="preserve"> · TRANSITION</w:t>
       </w:r>
     </w:p>
     <w:p>
       <w:pPr>
-        <w:ind w:left="216"/>
+        <w:pBdr>
+          <w:left w:val="double" w:sz="12" w:space="8" w:color="B45309"/>
+        </w:pBdr>
+        <w:spacing w:before="0" w:after="20"/>
       </w:pPr>
       <w:r>
         <w:rPr>
@@ -642,7 +1199,10 @@
     </w:p>
     <w:p>
       <w:pPr>
-        <w:ind w:left="216"/>
+        <w:pBdr>
+          <w:left w:val="double" w:sz="12" w:space="8" w:color="B45309"/>
+        </w:pBdr>
+        <w:spacing w:before="0" w:after="60"/>
       </w:pPr>
       <w:r>
         <w:t>1. The three rules, briefly: one question, depth is the teller's; receive then bless — no fixing, advising, or 'me too'; nothing leaves the circle.</w:t>
@@ -650,7 +1210,10 @@
     </w:p>
     <w:p>
       <w:pPr>
-        <w:ind w:left="216"/>
+        <w:pBdr>
+          <w:left w:val="double" w:sz="12" w:space="8" w:color="B45309"/>
+        </w:pBdr>
+        <w:spacing w:before="0" w:after="60"/>
       </w:pPr>
       <w:r>
         <w:t>2. Pray the bridge prayer: 'Make this circle a small place where we can be known and safe at the same time.'</w:t>
@@ -658,7 +1221,10 @@
     </w:p>
     <w:p>
       <w:pPr>
-        <w:ind w:left="216"/>
+        <w:pBdr>
+          <w:left w:val="double" w:sz="12" w:space="8" w:color="B45309"/>
+        </w:pBdr>
+        <w:spacing w:before="0" w:after="60"/>
       </w:pPr>
       <w:r>
         <w:t>3. No split at this scale — one circle, right where we sit.</w:t>
@@ -666,24 +1232,40 @@
     </w:p>
     <w:p>
       <w:pPr>
-        <w:ind w:left="216"/>
+        <w:pBdr>
+          <w:left w:val="double" w:sz="12" w:space="8" w:color="B45309"/>
+        </w:pBdr>
+        <w:spacing w:before="0" w:after="60"/>
       </w:pPr>
       <w:r>
         <w:rPr>
           <w:b/>
           <w:color w:val="595959"/>
         </w:rPr>
-        <w:t>CUES:</w:t>
+        <w:t xml:space="preserve">CUES: </w:t>
       </w:r>
       <w:r>
-        <w:t xml:space="preserve"> Order arranged beforehand: a leader tells first, then the arranged parent, then around — each teen's arranged parent blesses first after that teen's story.</w:t>
+        <w:t>Order arranged beforehand: a leader tells first, then the arranged parent, then around — each teen's arranged parent blesses first after that teen's story.</w:t>
       </w:r>
     </w:p>
     <w:p>
       <w:pPr>
         <w:keepNext/>
-        <w:spacing w:before="160" w:after="20"/>
+        <w:pBdr>
+          <w:left w:val="double" w:sz="12" w:space="8" w:color="B45309"/>
+        </w:pBdr>
+        <w:shd w:val="clear" w:color="auto" w:fill="FCE9D6"/>
+        <w:spacing w:before="160" w:after="40"/>
       </w:pPr>
+      <w:r>
+        <w:rPr>
+          <w:rFonts w:ascii="Cambria" w:hAnsi="Cambria"/>
+          <w:b/>
+          <w:color w:val="B45309"/>
+          <w:sz w:val="30"/>
+        </w:rPr>
+        <w:t>C10</w:t>
+      </w:r>
       <w:r>
         <w:rPr>
           <w:rFonts w:ascii="Cambria" w:hAnsi="Cambria"/>
@@ -691,13 +1273,32 @@
           <w:color w:val="2C5F2D"/>
           <w:sz w:val="24"/>
         </w:rPr>
-        <w:t>Slide 10 — The Telling Circle — Everyone Tells</w:t>
+        <w:t xml:space="preserve">   The Telling Circle — Everyone Tells</w:t>
+      </w:r>
+      <w:r>
+        <w:rPr>
+          <w:b/>
+          <w:color w:val="B45309"/>
+          <w:sz w:val="17"/>
+        </w:rPr>
+        <w:t xml:space="preserve">    CONTENT PRESENTER</w:t>
+      </w:r>
+      <w:r>
+        <w:rPr>
+          <w:b w:val="0"/>
+          <w:color w:val="7F7F7F"/>
+          <w:sz w:val="16"/>
+        </w:rPr>
+        <w:t xml:space="preserve">   · slide 10 of 16</w:t>
       </w:r>
     </w:p>
     <w:p>
       <w:pPr>
         <w:keepNext/>
-        <w:spacing w:after="40"/>
+        <w:pBdr>
+          <w:left w:val="double" w:sz="12" w:space="8" w:color="B45309"/>
+        </w:pBdr>
+        <w:spacing w:before="0" w:after="60"/>
       </w:pPr>
       <w:r>
         <w:rPr>
@@ -705,12 +1306,31 @@
           <w:color w:val="6B8E3F"/>
           <w:sz w:val="18"/>
         </w:rPr>
-        <w:t>S3–4 COMBINED · 7:25–8:13 · LEAD: CONTENT PRESENTER · ONE CIRCLE</w:t>
+        <w:t xml:space="preserve">S3–4 COMBINED · 7:25–8:13 · </w:t>
+      </w:r>
+      <w:r>
+        <w:rPr>
+          <w:b/>
+          <w:color w:val="B45309"/>
+          <w:sz w:val="18"/>
+        </w:rPr>
+        <w:t>LEAD: CONTENT PRESENTER</w:t>
+      </w:r>
+      <w:r>
+        <w:rPr>
+          <w:b/>
+          <w:color w:val="6B8E3F"/>
+          <w:sz w:val="18"/>
+        </w:rPr>
+        <w:t xml:space="preserve"> · ONE CIRCLE</w:t>
       </w:r>
     </w:p>
     <w:p>
       <w:pPr>
-        <w:ind w:left="216"/>
+        <w:pBdr>
+          <w:left w:val="double" w:sz="12" w:space="8" w:color="B45309"/>
+        </w:pBdr>
+        <w:spacing w:before="0" w:after="20"/>
       </w:pPr>
       <w:r>
         <w:rPr>
@@ -722,7 +1342,10 @@
     </w:p>
     <w:p>
       <w:pPr>
-        <w:ind w:left="216"/>
+        <w:pBdr>
+          <w:left w:val="double" w:sz="12" w:space="8" w:color="B45309"/>
+        </w:pBdr>
+        <w:spacing w:before="0" w:after="60"/>
       </w:pPr>
       <w:r>
         <w:t>1. A leader tells first, then the arranged parent, then around the circle — teens choose their own moment within the round; a pass is re-offered at the end.</w:t>
@@ -730,7 +1353,10 @@
     </w:p>
     <w:p>
       <w:pPr>
-        <w:ind w:left="216"/>
+        <w:pBdr>
+          <w:left w:val="double" w:sz="12" w:space="8" w:color="B45309"/>
+        </w:pBdr>
+        <w:spacing w:before="0" w:after="60"/>
       </w:pPr>
       <w:r>
         <w:t>2. 5–6 minutes per story; at six, gentle eye contact — 'let's land it together.' Ten seconds of silence; then the blessing round — the arranged parent blesses first after each teen's story.</w:t>
@@ -738,7 +1364,10 @@
     </w:p>
     <w:p>
       <w:pPr>
-        <w:ind w:left="216"/>
+        <w:pBdr>
+          <w:left w:val="double" w:sz="12" w:space="8" w:color="B45309"/>
+        </w:pBdr>
+        <w:spacing w:before="0" w:after="60"/>
       </w:pPr>
       <w:r>
         <w:t>3. Parents receive teens without correcting the record, filling silences, or bracing — the teen's telling stands.</w:t>
@@ -746,7 +1375,10 @@
     </w:p>
     <w:p>
       <w:pPr>
-        <w:ind w:left="216"/>
+        <w:pBdr>
+          <w:left w:val="double" w:sz="12" w:space="8" w:color="B45309"/>
+        </w:pBdr>
+        <w:spacing w:before="0" w:after="60"/>
       </w:pPr>
       <w:r>
         <w:t>4. Short on time: compress blessings to one sentence each. Never send anyone home untold.</w:t>
@@ -754,24 +1386,40 @@
     </w:p>
     <w:p>
       <w:pPr>
-        <w:ind w:left="216"/>
+        <w:pBdr>
+          <w:left w:val="double" w:sz="12" w:space="8" w:color="B45309"/>
+        </w:pBdr>
+        <w:spacing w:before="0" w:after="60"/>
       </w:pPr>
       <w:r>
         <w:rPr>
           <w:b/>
           <w:color w:val="595959"/>
         </w:rPr>
-        <w:t>GUARD:</w:t>
+        <w:t xml:space="preserve">GUARD: </w:t>
       </w:r>
       <w:r>
-        <w:t xml:space="preserve"> Section 6 stands in full — this is still the series' highest-risk material. Watch each teen during their parent's telling and each parent during their teen's; anything heavy hands to the backstop adult. Crisis card in pocket; backup on call.</w:t>
+        <w:t>Section 6 stands in full — this is still the series' highest-risk material. Watch each teen during their parent's telling and each parent during their teen's; anything heavy hands to the backstop adult. Crisis card in pocket; backup on call.</w:t>
       </w:r>
     </w:p>
     <w:p>
       <w:pPr>
         <w:keepNext/>
-        <w:spacing w:before="160" w:after="20"/>
+        <w:pBdr>
+          <w:left w:val="single" w:sz="24" w:space="8" w:color="1F4E79"/>
+        </w:pBdr>
+        <w:shd w:val="clear" w:color="auto" w:fill="DEEAF6"/>
+        <w:spacing w:before="160" w:after="40"/>
       </w:pPr>
+      <w:r>
+        <w:rPr>
+          <w:rFonts w:ascii="Cambria" w:hAnsi="Cambria"/>
+          <w:b/>
+          <w:color w:val="1F4E79"/>
+          <w:sz w:val="30"/>
+        </w:rPr>
+        <w:t>C11</w:t>
+      </w:r>
       <w:r>
         <w:rPr>
           <w:rFonts w:ascii="Cambria" w:hAnsi="Cambria"/>
@@ -779,13 +1427,32 @@
           <w:color w:val="2C5F2D"/>
           <w:sz w:val="24"/>
         </w:rPr>
-        <w:t>Slide 11 — One-Word Landing — the Round Complete</w:t>
+        <w:t xml:space="preserve">   One-Word Landing — the Round Complete</w:t>
+      </w:r>
+      <w:r>
+        <w:rPr>
+          <w:b/>
+          <w:color w:val="1F4E79"/>
+          <w:sz w:val="17"/>
+        </w:rPr>
+        <w:t xml:space="preserve">    CONTAINER HOLDER</w:t>
+      </w:r>
+      <w:r>
+        <w:rPr>
+          <w:b w:val="0"/>
+          <w:color w:val="7F7F7F"/>
+          <w:sz w:val="16"/>
+        </w:rPr>
+        <w:t xml:space="preserve">   · slide 11 of 16</w:t>
       </w:r>
     </w:p>
     <w:p>
       <w:pPr>
         <w:keepNext/>
-        <w:spacing w:after="40"/>
+        <w:pBdr>
+          <w:left w:val="single" w:sz="24" w:space="8" w:color="1F4E79"/>
+        </w:pBdr>
+        <w:spacing w:before="0" w:after="60"/>
       </w:pPr>
       <w:r>
         <w:rPr>
@@ -793,12 +1460,30 @@
           <w:color w:val="6B8E3F"/>
           <w:sz w:val="18"/>
         </w:rPr>
-        <w:t>S3–4 COMBINED · 8:13–8:18 · LEAD: CONTAINER HOLDER</w:t>
+        <w:t xml:space="preserve">S3–4 COMBINED · 8:13–8:18 · </w:t>
+      </w:r>
+      <w:r>
+        <w:rPr>
+          <w:b/>
+          <w:color w:val="1F4E79"/>
+          <w:sz w:val="18"/>
+        </w:rPr>
+        <w:t>LEAD: CONTAINER HOLDER</w:t>
+      </w:r>
+      <w:r>
+        <w:rPr>
+          <w:b/>
+          <w:color w:val="6B8E3F"/>
+          <w:sz w:val="18"/>
+        </w:rPr>
       </w:r>
     </w:p>
     <w:p>
       <w:pPr>
-        <w:ind w:left="216"/>
+        <w:pBdr>
+          <w:left w:val="single" w:sz="24" w:space="8" w:color="1F4E79"/>
+        </w:pBdr>
+        <w:spacing w:before="0" w:after="20"/>
       </w:pPr>
       <w:r>
         <w:rPr>
@@ -810,7 +1495,10 @@
     </w:p>
     <w:p>
       <w:pPr>
-        <w:ind w:left="216"/>
+        <w:pBdr>
+          <w:left w:val="single" w:sz="24" w:space="8" w:color="1F4E79"/>
+        </w:pBdr>
+        <w:spacing w:before="0" w:after="60"/>
       </w:pPr>
       <w:r>
         <w:t>1. Let the room settle; the texture will be different — honor it, do not break it with energy.</w:t>
@@ -818,7 +1506,10 @@
     </w:p>
     <w:p>
       <w:pPr>
-        <w:ind w:left="216"/>
+        <w:pBdr>
+          <w:left w:val="single" w:sz="24" w:space="8" w:color="1F4E79"/>
+        </w:pBdr>
+        <w:spacing w:before="0" w:after="60"/>
       </w:pPr>
       <w:r>
         <w:t>2. One word each on what tonight was like; pass allowed. Receive with eye contact and a small nod — no 'great', no commentary.</w:t>
@@ -826,7 +1517,10 @@
     </w:p>
     <w:p>
       <w:pPr>
-        <w:ind w:left="216"/>
+        <w:pBdr>
+          <w:left w:val="single" w:sz="24" w:space="8" w:color="1F4E79"/>
+        </w:pBdr>
+        <w:spacing w:before="0" w:after="60"/>
       </w:pPr>
       <w:r>
         <w:t>3. Name the completion: every person, parent and teen, told and was blessed — in one evening. 'Rooms like this are rare. They're the kind of room God shows up in.'</w:t>
@@ -834,24 +1528,40 @@
     </w:p>
     <w:p>
       <w:pPr>
-        <w:ind w:left="216"/>
+        <w:pBdr>
+          <w:left w:val="single" w:sz="24" w:space="8" w:color="1F4E79"/>
+        </w:pBdr>
+        <w:spacing w:before="0" w:after="60"/>
       </w:pPr>
       <w:r>
         <w:rPr>
           <w:b/>
           <w:color w:val="595959"/>
         </w:rPr>
-        <w:t>GUARD:</w:t>
+        <w:t xml:space="preserve">GUARD: </w:t>
       </w:r>
       <w:r>
-        <w:t xml:space="preserve"> Do not ask anyone to share story content — the tellings stay in the circle.</w:t>
+        <w:t>Do not ask anyone to share story content — the tellings stay in the circle.</w:t>
       </w:r>
     </w:p>
     <w:p>
       <w:pPr>
         <w:keepNext/>
-        <w:spacing w:before="160" w:after="20"/>
+        <w:pBdr>
+          <w:left w:val="double" w:sz="12" w:space="8" w:color="B45309"/>
+        </w:pBdr>
+        <w:shd w:val="clear" w:color="auto" w:fill="FCE9D6"/>
+        <w:spacing w:before="160" w:after="40"/>
       </w:pPr>
+      <w:r>
+        <w:rPr>
+          <w:rFonts w:ascii="Cambria" w:hAnsi="Cambria"/>
+          <w:b/>
+          <w:color w:val="B45309"/>
+          <w:sz w:val="30"/>
+        </w:rPr>
+        <w:t>C12</w:t>
+      </w:r>
       <w:r>
         <w:rPr>
           <w:rFonts w:ascii="Cambria" w:hAnsi="Cambria"/>
@@ -859,13 +1569,32 @@
           <w:color w:val="2C5F2D"/>
           <w:sz w:val="24"/>
         </w:rPr>
-        <w:t>Slide 12 — Homework — Two Weeks, Four Parts — Joint Footprints</w:t>
+        <w:t xml:space="preserve">   Homework — Two Weeks, Four Parts — Joint Footprints</w:t>
+      </w:r>
+      <w:r>
+        <w:rPr>
+          <w:b/>
+          <w:color w:val="B45309"/>
+          <w:sz w:val="17"/>
+        </w:rPr>
+        <w:t xml:space="preserve">    CONTENT PRESENTER</w:t>
+      </w:r>
+      <w:r>
+        <w:rPr>
+          <w:b w:val="0"/>
+          <w:color w:val="7F7F7F"/>
+          <w:sz w:val="16"/>
+        </w:rPr>
+        <w:t xml:space="preserve">   · slide 12 of 16</w:t>
       </w:r>
     </w:p>
     <w:p>
       <w:pPr>
         <w:keepNext/>
-        <w:spacing w:after="40"/>
+        <w:pBdr>
+          <w:left w:val="double" w:sz="12" w:space="8" w:color="B45309"/>
+        </w:pBdr>
+        <w:spacing w:before="0" w:after="60"/>
       </w:pPr>
       <w:r>
         <w:rPr>
@@ -873,12 +1602,30 @@
           <w:color w:val="6B8E3F"/>
           <w:sz w:val="18"/>
         </w:rPr>
-        <w:t>S3–4 COMBINED · 8:18–8:22 · LEAD: CONTENT PRESENTER</w:t>
+        <w:t xml:space="preserve">S3–4 COMBINED · 8:18–8:22 · </w:t>
+      </w:r>
+      <w:r>
+        <w:rPr>
+          <w:b/>
+          <w:color w:val="B45309"/>
+          <w:sz w:val="18"/>
+        </w:rPr>
+        <w:t>LEAD: CONTENT PRESENTER</w:t>
+      </w:r>
+      <w:r>
+        <w:rPr>
+          <w:b/>
+          <w:color w:val="6B8E3F"/>
+          <w:sz w:val="18"/>
+        </w:rPr>
       </w:r>
     </w:p>
     <w:p>
       <w:pPr>
-        <w:ind w:left="216"/>
+        <w:pBdr>
+          <w:left w:val="double" w:sz="12" w:space="8" w:color="B45309"/>
+        </w:pBdr>
+        <w:spacing w:before="0" w:after="20"/>
       </w:pPr>
       <w:r>
         <w:rPr>
@@ -890,7 +1637,10 @@
     </w:p>
     <w:p>
       <w:pPr>
-        <w:ind w:left="216"/>
+        <w:pBdr>
+          <w:left w:val="double" w:sz="12" w:space="8" w:color="B45309"/>
+        </w:pBdr>
+        <w:spacing w:before="0" w:after="60"/>
       </w:pPr>
       <w:r>
         <w:t>1. Parent Co-Companion leads. One handout per family (H3.5 — the Session 3 sheet).</w:t>
@@ -898,7 +1648,10 @@
     </w:p>
     <w:p>
       <w:pPr>
-        <w:ind w:left="216"/>
+        <w:pBdr>
+          <w:left w:val="double" w:sz="12" w:space="8" w:color="B45309"/>
+        </w:pBdr>
+        <w:spacing w:before="0" w:after="60"/>
       </w:pPr>
       <w:r>
         <w:t>2. The practice: parent and teen sit together twenty minutes this week — not the car, not the TV, phones away. Five minutes of footprints each way; a follow-up or two; then one sentence: 'What I love about your footprints is...'</w:t>
@@ -906,7 +1659,10 @@
     </w:p>
     <w:p>
       <w:pPr>
-        <w:ind w:left="216"/>
+        <w:pBdr>
+          <w:left w:val="double" w:sz="12" w:space="8" w:color="B45309"/>
+        </w:pBdr>
+        <w:spacing w:before="0" w:after="60"/>
       </w:pPr>
       <w:r>
         <w:t>3. Two rules: each shares only what they are ready to; the parent does not turn it into a lecture.</w:t>
@@ -915,8 +1671,21 @@
     <w:p>
       <w:pPr>
         <w:keepNext/>
-        <w:spacing w:before="160" w:after="20"/>
+        <w:pBdr>
+          <w:left w:val="double" w:sz="12" w:space="8" w:color="B45309"/>
+        </w:pBdr>
+        <w:shd w:val="clear" w:color="auto" w:fill="FCE9D6"/>
+        <w:spacing w:before="160" w:after="40"/>
       </w:pPr>
+      <w:r>
+        <w:rPr>
+          <w:rFonts w:ascii="Cambria" w:hAnsi="Cambria"/>
+          <w:b/>
+          <w:color w:val="B45309"/>
+          <w:sz w:val="30"/>
+        </w:rPr>
+        <w:t>C13</w:t>
+      </w:r>
       <w:r>
         <w:rPr>
           <w:rFonts w:ascii="Cambria" w:hAnsi="Cambria"/>
@@ -924,13 +1693,32 @@
           <w:color w:val="2C5F2D"/>
           <w:sz w:val="24"/>
         </w:rPr>
-        <w:t>Slide 13 — The Take-Home Sheet — the Daily Rhythm</w:t>
+        <w:t xml:space="preserve">   The Take-Home Sheet — the Daily Rhythm</w:t>
+      </w:r>
+      <w:r>
+        <w:rPr>
+          <w:b/>
+          <w:color w:val="B45309"/>
+          <w:sz w:val="17"/>
+        </w:rPr>
+        <w:t xml:space="preserve">    CONTENT PRESENTER</w:t>
+      </w:r>
+      <w:r>
+        <w:rPr>
+          <w:b w:val="0"/>
+          <w:color w:val="7F7F7F"/>
+          <w:sz w:val="16"/>
+        </w:rPr>
+        <w:t xml:space="preserve">   · slide 13 of 16</w:t>
       </w:r>
     </w:p>
     <w:p>
       <w:pPr>
         <w:keepNext/>
-        <w:spacing w:after="40"/>
+        <w:pBdr>
+          <w:left w:val="double" w:sz="12" w:space="8" w:color="B45309"/>
+        </w:pBdr>
+        <w:spacing w:before="0" w:after="60"/>
       </w:pPr>
       <w:r>
         <w:rPr>
@@ -938,12 +1726,30 @@
           <w:color w:val="6B8E3F"/>
           <w:sz w:val="18"/>
         </w:rPr>
-        <w:t>S3 · COMMISSIONING · LEAD: CONTENT PRESENTER</w:t>
+        <w:t xml:space="preserve">S3 · COMMISSIONING · </w:t>
+      </w:r>
+      <w:r>
+        <w:rPr>
+          <w:b/>
+          <w:color w:val="B45309"/>
+          <w:sz w:val="18"/>
+        </w:rPr>
+        <w:t>LEAD: CONTENT PRESENTER</w:t>
+      </w:r>
+      <w:r>
+        <w:rPr>
+          <w:b/>
+          <w:color w:val="6B8E3F"/>
+          <w:sz w:val="18"/>
+        </w:rPr>
       </w:r>
     </w:p>
     <w:p>
       <w:pPr>
-        <w:ind w:left="216"/>
+        <w:pBdr>
+          <w:left w:val="double" w:sz="12" w:space="8" w:color="B45309"/>
+        </w:pBdr>
+        <w:spacing w:before="0" w:after="20"/>
       </w:pPr>
       <w:r>
         <w:rPr>
@@ -955,7 +1761,10 @@
     </w:p>
     <w:p>
       <w:pPr>
-        <w:ind w:left="216"/>
+        <w:pBdr>
+          <w:left w:val="double" w:sz="12" w:space="8" w:color="B45309"/>
+        </w:pBdr>
+        <w:spacing w:before="0" w:after="60"/>
       </w:pPr>
       <w:r>
         <w:t>1. The sheet on the screen is the sheet in their hands — walk it, don't read it.</w:t>
@@ -963,7 +1772,10 @@
     </w:p>
     <w:p>
       <w:pPr>
-        <w:ind w:left="216"/>
+        <w:pBdr>
+          <w:left w:val="double" w:sz="12" w:space="8" w:color="B45309"/>
+        </w:pBdr>
+        <w:spacing w:before="0" w:after="60"/>
       </w:pPr>
       <w:r>
         <w:t>2. The standing rhythm first: the morning question, the evening journal line — one box per day on the week-grids.</w:t>
@@ -971,7 +1783,10 @@
     </w:p>
     <w:p>
       <w:pPr>
-        <w:ind w:left="216"/>
+        <w:pBdr>
+          <w:left w:val="double" w:sz="12" w:space="8" w:color="B45309"/>
+        </w:pBdr>
+        <w:spacing w:before="0" w:after="60"/>
       </w:pPr>
       <w:r>
         <w:t>3. A missed box is never a failure — it is an invitation to return.</w:t>
@@ -979,24 +1794,40 @@
     </w:p>
     <w:p>
       <w:pPr>
-        <w:ind w:left="216"/>
+        <w:pBdr>
+          <w:left w:val="double" w:sz="12" w:space="8" w:color="B45309"/>
+        </w:pBdr>
+        <w:spacing w:before="0" w:after="60"/>
       </w:pPr>
       <w:r>
         <w:rPr>
           <w:b/>
           <w:color w:val="595959"/>
         </w:rPr>
-        <w:t>CUES:</w:t>
+        <w:t xml:space="preserve">CUES: </w:t>
       </w:r>
       <w:r>
-        <w:t xml:space="preserve"> The four parts are the next slide.</w:t>
+        <w:t>The four parts are the next slide.</w:t>
       </w:r>
     </w:p>
     <w:p>
       <w:pPr>
         <w:keepNext/>
-        <w:spacing w:before="160" w:after="20"/>
+        <w:pBdr>
+          <w:left w:val="double" w:sz="12" w:space="8" w:color="B45309"/>
+        </w:pBdr>
+        <w:shd w:val="clear" w:color="auto" w:fill="FCE9D6"/>
+        <w:spacing w:before="160" w:after="40"/>
       </w:pPr>
+      <w:r>
+        <w:rPr>
+          <w:rFonts w:ascii="Cambria" w:hAnsi="Cambria"/>
+          <w:b/>
+          <w:color w:val="B45309"/>
+          <w:sz w:val="30"/>
+        </w:rPr>
+        <w:t>C14</w:t>
+      </w:r>
       <w:r>
         <w:rPr>
           <w:rFonts w:ascii="Cambria" w:hAnsi="Cambria"/>
@@ -1004,13 +1835,32 @@
           <w:color w:val="2C5F2D"/>
           <w:sz w:val="24"/>
         </w:rPr>
-        <w:t>Slide 14 — The Take-Home Sheet — the Four Parts</w:t>
+        <w:t xml:space="preserve">   The Take-Home Sheet — the Four Parts</w:t>
+      </w:r>
+      <w:r>
+        <w:rPr>
+          <w:b/>
+          <w:color w:val="B45309"/>
+          <w:sz w:val="17"/>
+        </w:rPr>
+        <w:t xml:space="preserve">    CONTENT PRESENTER</w:t>
+      </w:r>
+      <w:r>
+        <w:rPr>
+          <w:b w:val="0"/>
+          <w:color w:val="7F7F7F"/>
+          <w:sz w:val="16"/>
+        </w:rPr>
+        <w:t xml:space="preserve">   · slide 14 of 16</w:t>
       </w:r>
     </w:p>
     <w:p>
       <w:pPr>
         <w:keepNext/>
-        <w:spacing w:after="40"/>
+        <w:pBdr>
+          <w:left w:val="double" w:sz="12" w:space="8" w:color="B45309"/>
+        </w:pBdr>
+        <w:spacing w:before="0" w:after="60"/>
       </w:pPr>
       <w:r>
         <w:rPr>
@@ -1018,12 +1868,30 @@
           <w:color w:val="6B8E3F"/>
           <w:sz w:val="18"/>
         </w:rPr>
-        <w:t>S3 · COMMISSIONING · LEAD: CONTENT PRESENTER</w:t>
+        <w:t xml:space="preserve">S3 · COMMISSIONING · </w:t>
+      </w:r>
+      <w:r>
+        <w:rPr>
+          <w:b/>
+          <w:color w:val="B45309"/>
+          <w:sz w:val="18"/>
+        </w:rPr>
+        <w:t>LEAD: CONTENT PRESENTER</w:t>
+      </w:r>
+      <w:r>
+        <w:rPr>
+          <w:b/>
+          <w:color w:val="6B8E3F"/>
+          <w:sz w:val="18"/>
+        </w:rPr>
       </w:r>
     </w:p>
     <w:p>
       <w:pPr>
-        <w:ind w:left="216"/>
+        <w:pBdr>
+          <w:left w:val="double" w:sz="12" w:space="8" w:color="B45309"/>
+        </w:pBdr>
+        <w:spacing w:before="0" w:after="20"/>
       </w:pPr>
       <w:r>
         <w:rPr>
@@ -1035,7 +1903,10 @@
     </w:p>
     <w:p>
       <w:pPr>
-        <w:ind w:left="216"/>
+        <w:pBdr>
+          <w:left w:val="double" w:sz="12" w:space="8" w:color="B45309"/>
+        </w:pBdr>
+        <w:spacing w:before="0" w:after="60"/>
       </w:pPr>
       <w:r>
         <w:t>1. The four parts, in order: the homework practice, week one; the end-of-week-one check-in; the homework practice, week two; one sentence of preparation.</w:t>
@@ -1043,7 +1914,10 @@
     </w:p>
     <w:p>
       <w:pPr>
-        <w:ind w:left="216"/>
+        <w:pBdr>
+          <w:left w:val="double" w:sz="12" w:space="8" w:color="B45309"/>
+        </w:pBdr>
+        <w:spacing w:before="0" w:after="60"/>
       </w:pPr>
       <w:r>
         <w:t>2. Check-in partners are named aloud before leaving this slide — the sheet has the line to write the name.</w:t>
@@ -1051,24 +1925,40 @@
     </w:p>
     <w:p>
       <w:pPr>
-        <w:ind w:left="216"/>
+        <w:pBdr>
+          <w:left w:val="double" w:sz="12" w:space="8" w:color="B45309"/>
+        </w:pBdr>
+        <w:spacing w:before="0" w:after="60"/>
       </w:pPr>
       <w:r>
         <w:rPr>
           <w:b/>
           <w:color w:val="595959"/>
         </w:rPr>
-        <w:t>GUARD:</w:t>
+        <w:t xml:space="preserve">GUARD: </w:t>
       </w:r>
       <w:r>
-        <w:t xml:space="preserve"> The sheet-walk, not a re-teach.</w:t>
+        <w:t>The sheet-walk, not a re-teach.</w:t>
       </w:r>
     </w:p>
     <w:p>
       <w:pPr>
         <w:keepNext/>
-        <w:spacing w:before="160" w:after="20"/>
+        <w:pBdr>
+          <w:left w:val="thickThinSmallGap" w:sz="24" w:space="8" w:color="6B3FA0"/>
+        </w:pBdr>
+        <w:shd w:val="clear" w:color="auto" w:fill="ECE3F5"/>
+        <w:spacing w:before="160" w:after="40"/>
       </w:pPr>
+      <w:r>
+        <w:rPr>
+          <w:rFonts w:ascii="Cambria" w:hAnsi="Cambria"/>
+          <w:b/>
+          <w:color w:val="6B3FA0"/>
+          <w:sz w:val="30"/>
+        </w:rPr>
+        <w:t>C15</w:t>
+      </w:r>
       <w:r>
         <w:rPr>
           <w:rFonts w:ascii="Cambria" w:hAnsi="Cambria"/>
@@ -1076,13 +1966,32 @@
           <w:color w:val="2C5F2D"/>
           <w:sz w:val="24"/>
         </w:rPr>
-        <w:t>Slide 15 — The Leader Feedback Round</w:t>
+        <w:t xml:space="preserve">   The Leader Feedback Round</w:t>
+      </w:r>
+      <w:r>
+        <w:rPr>
+          <w:b/>
+          <w:color w:val="6B3FA0"/>
+          <w:sz w:val="17"/>
+        </w:rPr>
+        <w:t xml:space="preserve">    BOTH LEADERS</w:t>
+      </w:r>
+      <w:r>
+        <w:rPr>
+          <w:b w:val="0"/>
+          <w:color w:val="7F7F7F"/>
+          <w:sz w:val="16"/>
+        </w:rPr>
+        <w:t xml:space="preserve">   · slide 15 of 16</w:t>
       </w:r>
     </w:p>
     <w:p>
       <w:pPr>
         <w:keepNext/>
-        <w:spacing w:after="40"/>
+        <w:pBdr>
+          <w:left w:val="thickThinSmallGap" w:sz="24" w:space="8" w:color="6B3FA0"/>
+        </w:pBdr>
+        <w:spacing w:before="0" w:after="60"/>
       </w:pPr>
       <w:r>
         <w:rPr>
@@ -1090,12 +1999,30 @@
           <w:color w:val="6B8E3F"/>
           <w:sz w:val="18"/>
         </w:rPr>
-        <w:t>S3–4 COMBINED · 8:22–8:26 · LEAD: BOTH LEADERS</w:t>
+        <w:t xml:space="preserve">S3–4 COMBINED · 8:22–8:26 · </w:t>
+      </w:r>
+      <w:r>
+        <w:rPr>
+          <w:b/>
+          <w:color w:val="6B3FA0"/>
+          <w:sz w:val="18"/>
+        </w:rPr>
+        <w:t>LEAD: BOTH LEADERS</w:t>
+      </w:r>
+      <w:r>
+        <w:rPr>
+          <w:b/>
+          <w:color w:val="6B8E3F"/>
+          <w:sz w:val="18"/>
+        </w:rPr>
       </w:r>
     </w:p>
     <w:p>
       <w:pPr>
-        <w:ind w:left="216"/>
+        <w:pBdr>
+          <w:left w:val="thickThinSmallGap" w:sz="24" w:space="8" w:color="6B3FA0"/>
+        </w:pBdr>
+        <w:spacing w:before="0" w:after="20"/>
       </w:pPr>
       <w:r>
         <w:rPr>
@@ -1107,7 +2034,10 @@
     </w:p>
     <w:p>
       <w:pPr>
-        <w:ind w:left="216"/>
+        <w:pBdr>
+          <w:left w:val="thickThinSmallGap" w:sz="24" w:space="8" w:color="6B3FA0"/>
+        </w:pBdr>
+        <w:spacing w:before="0" w:after="60"/>
       </w:pPr>
       <w:r>
         <w:t>1. If a senior led tonight, they answer the three things first, the adult second; the room's feedback covers both.</w:t>
@@ -1115,7 +2045,10 @@
     </w:p>
     <w:p>
       <w:pPr>
-        <w:ind w:left="216"/>
+        <w:pBdr>
+          <w:left w:val="thickThinSmallGap" w:sz="24" w:space="8" w:color="6B3FA0"/>
+        </w:pBdr>
+        <w:spacing w:before="0" w:after="60"/>
       </w:pPr>
       <w:r>
         <w:t>2. Keep the room's words specific and for-you-shaped — 'the way you waited out the silence' is gold; 'you did great' is not.</w:t>
@@ -1123,7 +2056,10 @@
     </w:p>
     <w:p>
       <w:pPr>
-        <w:ind w:left="216"/>
+        <w:pBdr>
+          <w:left w:val="thickThinSmallGap" w:sz="24" w:space="8" w:color="6B3FA0"/>
+        </w:pBdr>
+        <w:spacing w:before="0" w:after="60"/>
       </w:pPr>
       <w:r>
         <w:t>3. Receive without defending — 'thank you' is the whole response.</w:t>
@@ -1132,8 +2068,21 @@
     <w:p>
       <w:pPr>
         <w:keepNext/>
-        <w:spacing w:before="160" w:after="20"/>
+        <w:pBdr>
+          <w:left w:val="single" w:sz="24" w:space="8" w:color="1F4E79"/>
+        </w:pBdr>
+        <w:shd w:val="clear" w:color="auto" w:fill="DEEAF6"/>
+        <w:spacing w:before="160" w:after="40"/>
       </w:pPr>
+      <w:r>
+        <w:rPr>
+          <w:rFonts w:ascii="Cambria" w:hAnsi="Cambria"/>
+          <w:b/>
+          <w:color w:val="1F4E79"/>
+          <w:sz w:val="30"/>
+        </w:rPr>
+        <w:t>C16</w:t>
+      </w:r>
       <w:r>
         <w:rPr>
           <w:rFonts w:ascii="Cambria" w:hAnsi="Cambria"/>
@@ -1141,13 +2090,32 @@
           <w:color w:val="2C5F2D"/>
           <w:sz w:val="24"/>
         </w:rPr>
-        <w:t>Slide 16 — Closing the Container + Aaronic Blessing</w:t>
+        <w:t xml:space="preserve">   Closing the Container + Aaronic Blessing</w:t>
+      </w:r>
+      <w:r>
+        <w:rPr>
+          <w:b/>
+          <w:color w:val="1F4E79"/>
+          <w:sz w:val="17"/>
+        </w:rPr>
+        <w:t xml:space="preserve">    CONTAINER HOLDER</w:t>
+      </w:r>
+      <w:r>
+        <w:rPr>
+          <w:b w:val="0"/>
+          <w:color w:val="7F7F7F"/>
+          <w:sz w:val="16"/>
+        </w:rPr>
+        <w:t xml:space="preserve">   · slide 16 of 16</w:t>
       </w:r>
     </w:p>
     <w:p>
       <w:pPr>
         <w:keepNext/>
-        <w:spacing w:after="40"/>
+        <w:pBdr>
+          <w:left w:val="single" w:sz="24" w:space="8" w:color="1F4E79"/>
+        </w:pBdr>
+        <w:spacing w:before="0" w:after="60"/>
       </w:pPr>
       <w:r>
         <w:rPr>
@@ -1155,12 +2123,30 @@
           <w:color w:val="6B8E3F"/>
           <w:sz w:val="18"/>
         </w:rPr>
-        <w:t>S3–4 COMBINED · 8:26–8:30 · LEAD: CONTAINER HOLDER</w:t>
+        <w:t xml:space="preserve">S3–4 COMBINED · 8:26–8:30 · </w:t>
+      </w:r>
+      <w:r>
+        <w:rPr>
+          <w:b/>
+          <w:color w:val="1F4E79"/>
+          <w:sz w:val="18"/>
+        </w:rPr>
+        <w:t>LEAD: CONTAINER HOLDER</w:t>
+      </w:r>
+      <w:r>
+        <w:rPr>
+          <w:b/>
+          <w:color w:val="6B8E3F"/>
+          <w:sz w:val="18"/>
+        </w:rPr>
       </w:r>
     </w:p>
     <w:p>
       <w:pPr>
-        <w:ind w:left="216"/>
+        <w:pBdr>
+          <w:left w:val="single" w:sz="24" w:space="8" w:color="1F4E79"/>
+        </w:pBdr>
+        <w:spacing w:before="0" w:after="20"/>
       </w:pPr>
       <w:r>
         <w:rPr>
@@ -1172,7 +2158,10 @@
     </w:p>
     <w:p>
       <w:pPr>
-        <w:ind w:left="216"/>
+        <w:pBdr>
+          <w:left w:val="single" w:sz="24" w:space="8" w:color="1F4E79"/>
+        </w:pBdr>
+        <w:spacing w:before="0" w:after="60"/>
       </w:pPr>
       <w:r>
         <w:t>1. Restate the container hard: your own story goes home with you; nobody else's does — not to a sibling, a friend, or a spouse not in this room.</w:t>
@@ -1180,7 +2169,10 @@
     </w:p>
     <w:p>
       <w:pPr>
-        <w:ind w:left="216"/>
+        <w:pBdr>
+          <w:left w:val="single" w:sz="24" w:space="8" w:color="1F4E79"/>
+        </w:pBdr>
+        <w:spacing w:before="0" w:after="60"/>
       </w:pPr>
       <w:r>
         <w:t>2. Name the help: reach out if tonight sits heavy — email, text, knock; the Crisis Quick-Reference Card is real and someone is there.</w:t>
@@ -1188,7 +2180,10 @@
     </w:p>
     <w:p>
       <w:pPr>
-        <w:ind w:left="216"/>
+        <w:pBdr>
+          <w:left w:val="single" w:sz="24" w:space="8" w:color="1F4E79"/>
+        </w:pBdr>
+        <w:spacing w:before="0" w:after="60"/>
       </w:pPr>
       <w:r>
         <w:t>3. Aaronic blessing. 'Go gently this week.'</w:t>
@@ -1196,22 +2191,25 @@
     </w:p>
     <w:p>
       <w:pPr>
-        <w:ind w:left="216"/>
+        <w:pBdr>
+          <w:left w:val="single" w:sz="24" w:space="8" w:color="1F4E79"/>
+        </w:pBdr>
+        <w:spacing w:before="0" w:after="60"/>
       </w:pPr>
       <w:r>
         <w:rPr>
           <w:b/>
           <w:color w:val="595959"/>
         </w:rPr>
-        <w:t>CUES:</w:t>
+        <w:t xml:space="preserve">CUES: </w:t>
       </w:r>
       <w:r>
-        <w:t xml:space="preserve"> Do not pack up — adults stay accessible ten minutes after. Find any senior who led before they leave: one sentence of thanks, and 'How are you, after that?'</w:t>
+        <w:t>Do not pack up — adults stay accessible ten minutes after. Find any senior who led before they leave: one sentence of thanks, and 'How are you, after that?'</w:t>
       </w:r>
     </w:p>
     <w:p>
       <w:pPr>
-        <w:spacing w:before="200"/>
+        <w:spacing w:before="200" w:after="0"/>
         <w:jc w:val="center"/>
       </w:pPr>
       <w:r>

--- a/_implementation-notes/evening-series/FotH Evening Session 3-4 Combined Leader Notes DRAFT v1.docx
+++ b/_implementation-notes/evening-series/FotH Evening Session 3-4 Combined Leader Notes DRAFT v1.docx
@@ -26,6 +26,26 @@
           <w:sz w:val="18"/>
         </w:rPr>
         <w:t>FotH Evening · the speaker notes, in hand — so the leading pair reads the room, not the screen. The big number on each block is the number in the corner of the screen; the colour is whose block it is. Built from the deck's own notes, so the two always agree.</w:t>
+      </w:r>
+    </w:p>
+    <w:p>
+      <w:pPr>
+        <w:spacing w:before="0" w:after="80"/>
+      </w:pPr>
+      <w:r>
+        <w:rPr>
+          <w:b/>
+          <w:color w:val="2C5F2D"/>
+          <w:sz w:val="18"/>
+        </w:rPr>
+        <w:t xml:space="preserve">Reading the numbers. </w:t>
+      </w:r>
+      <w:r>
+        <w:rPr>
+          <w:color w:val="595959"/>
+          <w:sz w:val="18"/>
+        </w:rPr>
+        <w:t>Match the big number on each block to the number in the bottom-right corner of the screen. This is a combined evening, so its slides are numbered with a letter: C2–C16. The letter keeps this deck outside the series' one continuous numbering; the separate two-evening versions of these sessions, held in reserve, keep the plain series numbers. The first slide, the series title, is “Title” here.</w:t>
       </w:r>
     </w:p>
     <w:p>

--- a/_implementation-notes/evening-series/FotH Evening Session 3-4 Combined Leader Notes DRAFT v1.docx
+++ b/_implementation-notes/evening-series/FotH Evening Session 3-4 Combined Leader Notes DRAFT v1.docx
@@ -2229,6 +2229,24 @@
     </w:p>
     <w:p>
       <w:pPr>
+        <w:pBdr>
+          <w:left w:val="single" w:sz="24" w:space="8" w:color="1F4E79"/>
+        </w:pBdr>
+        <w:spacing w:before="0" w:after="60"/>
+      </w:pPr>
+      <w:r>
+        <w:rPr>
+          <w:b/>
+          <w:color w:val="595959"/>
+        </w:rPr>
+        <w:t xml:space="preserve">BLESSINGS: </w:t>
+      </w:r>
+      <w:r>
+        <w:t>eyes on the person, not the screen — nothing to read; say what is on your heart for them, specific and short.</w:t>
+      </w:r>
+    </w:p>
+    <w:p>
+      <w:pPr>
         <w:spacing w:before="200" w:after="0"/>
         <w:jc w:val="center"/>
       </w:pPr>

--- a/_implementation-notes/evening-series/FotH Evening Session 3-4 Combined Leader Notes DRAFT v1.docx
+++ b/_implementation-notes/evening-series/FotH Evening Session 3-4 Combined Leader Notes DRAFT v1.docx
@@ -13,7 +13,7 @@
           <w:color w:val="2C5F2D"/>
           <w:sz w:val="36"/>
         </w:rPr>
-        <w:t>Leader Notes — Session 3–4 Combined: Telling Your Story (I &amp; II in One Evening)</w:t>
+        <w:t>Leader Notes — Evening 3: Telling Your Story (I &amp; II in One Evening)</w:t>
       </w:r>
     </w:p>
     <w:p>
@@ -203,7 +203,7 @@
           <w:color w:val="2C5F2D"/>
           <w:sz w:val="24"/>
         </w:rPr>
-        <w:t xml:space="preserve">   SESSION 3–4</w:t>
+        <w:t xml:space="preserve">   EVENING 3</w:t>
       </w:r>
       <w:r>
         <w:rPr>
@@ -236,7 +236,7 @@
           <w:color w:val="6B8E3F"/>
           <w:sz w:val="18"/>
         </w:rPr>
-        <w:t>S3–4 COMBINED · pre-session · DIVIDER</w:t>
+        <w:t>E3 · pre-session · DIVIDER</w:t>
       </w:r>
     </w:p>
     <w:p>
@@ -308,7 +308,7 @@
           <w:color w:val="6B8E3F"/>
           <w:sz w:val="18"/>
         </w:rPr>
-        <w:t xml:space="preserve">S3–4 COMBINED · WELCOME · </w:t>
+        <w:t xml:space="preserve">E3 · WELCOME · </w:t>
       </w:r>
       <w:r>
         <w:rPr>
@@ -350,7 +350,7 @@
         <w:spacing w:before="0" w:after="60"/>
       </w:pPr>
       <w:r>
-        <w:t>1. Locate tonight on the map, plainly: Session 3–4 combined crosses from the first box toward the second — Self opening toward Others — and everyone tells tonight, teen-led.</w:t>
+        <w:t>1. Locate tonight on the map, plainly: Evening 3 crosses from the first box toward the second — Self opening toward Others — and everyone tells tonight, teen-led.</w:t>
       </w:r>
     </w:p>
     <w:p>
@@ -418,7 +418,7 @@
           <w:color w:val="2C5F2D"/>
           <w:sz w:val="24"/>
         </w:rPr>
-        <w:t xml:space="preserve">   Session 3–4 — Tonight’s Road</w:t>
+        <w:t xml:space="preserve">   Evening 3 — Tonight’s Road</w:t>
       </w:r>
       <w:r>
         <w:rPr>
@@ -451,7 +451,7 @@
           <w:color w:val="6B8E3F"/>
           <w:sz w:val="18"/>
         </w:rPr>
-        <w:t xml:space="preserve">S3–4 COMBINED · 7:00–8:30 · </w:t>
+        <w:t xml:space="preserve">E3 · 7:00–8:30 · </w:t>
       </w:r>
       <w:r>
         <w:rPr>
@@ -604,7 +604,7 @@
           <w:color w:val="6B8E3F"/>
           <w:sz w:val="18"/>
         </w:rPr>
-        <w:t xml:space="preserve">S3–4 COMBINED · 7:00–7:06 · </w:t>
+        <w:t xml:space="preserve">E3 · 7:00–7:06 · </w:t>
       </w:r>
       <w:r>
         <w:rPr>
@@ -731,7 +731,7 @@
           <w:color w:val="2C5F2D"/>
           <w:sz w:val="24"/>
         </w:rPr>
-        <w:t xml:space="preserve">   Week 2 Check-In — Heart Soil</w:t>
+        <w:t xml:space="preserve">   Evening 2 Check-In — Heart Soil</w:t>
       </w:r>
       <w:r>
         <w:rPr>
@@ -764,7 +764,7 @@
           <w:color w:val="6B8E3F"/>
           <w:sz w:val="18"/>
         </w:rPr>
-        <w:t xml:space="preserve">S3–4 COMBINED · 7:06–7:12 · </w:t>
+        <w:t xml:space="preserve">E3 · 7:06–7:12 · </w:t>
       </w:r>
       <w:r>
         <w:rPr>
@@ -895,7 +895,7 @@
           <w:color w:val="6B8E3F"/>
           <w:sz w:val="18"/>
         </w:rPr>
-        <w:t xml:space="preserve">S3–4 COMBINED · 7:12–7:20 · </w:t>
+        <w:t xml:space="preserve">E3 · 7:12–7:20 · </w:t>
       </w:r>
       <w:r>
         <w:rPr>
@@ -1041,7 +1041,7 @@
           <w:color w:val="6B8E3F"/>
           <w:sz w:val="18"/>
         </w:rPr>
-        <w:t xml:space="preserve">S3–4 COMBINED · 7:20–7:23 · </w:t>
+        <w:t xml:space="preserve">E3 · 7:20–7:23 · </w:t>
       </w:r>
       <w:r>
         <w:rPr>
@@ -1183,7 +1183,7 @@
           <w:color w:val="6B8E3F"/>
           <w:sz w:val="18"/>
         </w:rPr>
-        <w:t xml:space="preserve">S3–4 COMBINED · 7:23–7:25 · </w:t>
+        <w:t xml:space="preserve">E3 · 7:23–7:25 · </w:t>
       </w:r>
       <w:r>
         <w:rPr>
@@ -1326,7 +1326,7 @@
           <w:color w:val="6B8E3F"/>
           <w:sz w:val="18"/>
         </w:rPr>
-        <w:t xml:space="preserve">S3–4 COMBINED · 7:25–8:13 · </w:t>
+        <w:t xml:space="preserve">E3 · 7:25–8:13 · </w:t>
       </w:r>
       <w:r>
         <w:rPr>
@@ -1480,7 +1480,7 @@
           <w:color w:val="6B8E3F"/>
           <w:sz w:val="18"/>
         </w:rPr>
-        <w:t xml:space="preserve">S3–4 COMBINED · 8:13–8:18 · </w:t>
+        <w:t xml:space="preserve">E3 · 8:13–8:18 · </w:t>
       </w:r>
       <w:r>
         <w:rPr>
@@ -1622,7 +1622,7 @@
           <w:color w:val="6B8E3F"/>
           <w:sz w:val="18"/>
         </w:rPr>
-        <w:t xml:space="preserve">S3–4 COMBINED · 8:18–8:22 · </w:t>
+        <w:t xml:space="preserve">E3 · 8:18–8:22 · </w:t>
       </w:r>
       <w:r>
         <w:rPr>
@@ -1663,7 +1663,7 @@
         <w:spacing w:before="0" w:after="60"/>
       </w:pPr>
       <w:r>
-        <w:t>1. Parent Co-Companion leads. One handout per family (H3.5 — the Session 3 sheet).</w:t>
+        <w:t>1. Parent Co-Companion leads. One handout per family (H3.5 — the Evening 3 sheet).</w:t>
       </w:r>
     </w:p>
     <w:p>
@@ -1746,7 +1746,7 @@
           <w:color w:val="6B8E3F"/>
           <w:sz w:val="18"/>
         </w:rPr>
-        <w:t xml:space="preserve">S3 · COMMISSIONING · </w:t>
+        <w:t xml:space="preserve">E3 · COMMISSIONING · </w:t>
       </w:r>
       <w:r>
         <w:rPr>
@@ -1888,7 +1888,7 @@
           <w:color w:val="6B8E3F"/>
           <w:sz w:val="18"/>
         </w:rPr>
-        <w:t xml:space="preserve">S3 · COMMISSIONING · </w:t>
+        <w:t xml:space="preserve">E3 · COMMISSIONING · </w:t>
       </w:r>
       <w:r>
         <w:rPr>
@@ -2019,7 +2019,7 @@
           <w:color w:val="6B8E3F"/>
           <w:sz w:val="18"/>
         </w:rPr>
-        <w:t xml:space="preserve">S3–4 COMBINED · 8:22–8:26 · </w:t>
+        <w:t xml:space="preserve">E3 · 8:22–8:26 · </w:t>
       </w:r>
       <w:r>
         <w:rPr>
@@ -2143,7 +2143,7 @@
           <w:color w:val="6B8E3F"/>
           <w:sz w:val="18"/>
         </w:rPr>
-        <w:t xml:space="preserve">S3–4 COMBINED · 8:26–8:30 · </w:t>
+        <w:t xml:space="preserve">E3 · 8:26–8:30 · </w:t>
       </w:r>
       <w:r>
         <w:rPr>
@@ -2260,6 +2260,8 @@
       </w:r>
     </w:p>
     <w:sectPr>
+      <w:headerReference w:type="default" r:id="rId9"/>
+      <w:footerReference w:type="default" r:id="rId10"/>
       <w:pgSz w:w="12240" w:h="15840"/>
       <w:pgMar w:top="1008" w:right="1152" w:bottom="1008" w:left="1152" w:header="720" w:footer="720" w:gutter="0"/>
       <w:cols w:space="720"/>
@@ -2267,6 +2269,26 @@
     </w:sectPr>
   </w:body>
 </w:document>
+</file>
+
+<file path=word/footer1.xml><?xml version="1.0" encoding="utf-8"?>
+<w:ftr xmlns:m="http://schemas.openxmlformats.org/officeDocument/2006/math" xmlns:mc="http://schemas.openxmlformats.org/markup-compatibility/2006" xmlns:mo="http://schemas.microsoft.com/office/mac/office/2008/main" xmlns:mv="urn:schemas-microsoft-com:mac:vml" xmlns:o="urn:schemas-microsoft-com:office:office" xmlns:r="http://schemas.openxmlformats.org/officeDocument/2006/relationships" xmlns:v="urn:schemas-microsoft-com:vml" xmlns:w10="urn:schemas-microsoft-com:office:word" xmlns:w14="http://schemas.microsoft.com/office/word/2010/wordml" xmlns:w="http://schemas.openxmlformats.org/wordprocessingml/2006/main" xmlns:wne="http://schemas.microsoft.com/office/word/2006/wordml" xmlns:wp14="http://schemas.microsoft.com/office/word/2010/wordprocessingDrawing" xmlns:wp="http://schemas.openxmlformats.org/drawingml/2006/wordprocessingDrawing" xmlns:wpc="http://schemas.microsoft.com/office/word/2010/wordprocessingCanvas" xmlns:wpg="http://schemas.microsoft.com/office/word/2010/wordprocessingGroup" xmlns:wpi="http://schemas.microsoft.com/office/word/2010/wordprocessingInk" xmlns:wps="http://schemas.microsoft.com/office/word/2010/wordprocessingShape" mc:Ignorable="w14 wp14">
+  <w:p>
+    <w:pPr>
+      <w:pStyle w:val="Footer"/>
+    </w:pPr>
+  </w:p>
+</w:ftr>
+</file>
+
+<file path=word/header1.xml><?xml version="1.0" encoding="utf-8"?>
+<w:hdr xmlns:m="http://schemas.openxmlformats.org/officeDocument/2006/math" xmlns:mc="http://schemas.openxmlformats.org/markup-compatibility/2006" xmlns:mo="http://schemas.microsoft.com/office/mac/office/2008/main" xmlns:mv="urn:schemas-microsoft-com:mac:vml" xmlns:o="urn:schemas-microsoft-com:office:office" xmlns:r="http://schemas.openxmlformats.org/officeDocument/2006/relationships" xmlns:v="urn:schemas-microsoft-com:vml" xmlns:w10="urn:schemas-microsoft-com:office:word" xmlns:w14="http://schemas.microsoft.com/office/word/2010/wordml" xmlns:w="http://schemas.openxmlformats.org/wordprocessingml/2006/main" xmlns:wne="http://schemas.microsoft.com/office/word/2006/wordml" xmlns:wp14="http://schemas.microsoft.com/office/word/2010/wordprocessingDrawing" xmlns:wp="http://schemas.openxmlformats.org/drawingml/2006/wordprocessingDrawing" xmlns:wpc="http://schemas.microsoft.com/office/word/2010/wordprocessingCanvas" xmlns:wpg="http://schemas.microsoft.com/office/word/2010/wordprocessingGroup" xmlns:wpi="http://schemas.microsoft.com/office/word/2010/wordprocessingInk" xmlns:wps="http://schemas.microsoft.com/office/word/2010/wordprocessingShape" mc:Ignorable="w14 wp14">
+  <w:p>
+    <w:pPr>
+      <w:pStyle w:val="Header"/>
+    </w:pPr>
+  </w:p>
+</w:hdr>
 </file>
 
 <file path=word/numbering.xml><?xml version="1.0" encoding="utf-8"?>
